--- a/use_case/Claude Results for Fixing the code.docx
+++ b/use_case/Claude Results for Fixing the code.docx
@@ -1396,7 +1396,2126 @@
         <w:t xml:space="preserve"> has no source for them. I didn't invent values. They need other sources, such as randomization data, exposure data or a site-to-country list.</w:t>
       </w:r>
     </w:p>
-    <w:p/>
+    <w:p>
+      <w:r>
+        <w:drawing>
+          <wp:inline distT="0" distB="0" distL="0" distR="0" wp14:anchorId="3F80508D" wp14:editId="21A9FF1A">
+            <wp:extent cx="5943600" cy="2362200"/>
+            <wp:effectExtent l="0" t="0" r="0" b="0"/>
+            <wp:docPr id="1416600472" name="Picture 1"/>
+            <wp:cNvGraphicFramePr>
+              <a:graphicFrameLocks xmlns:a="http://schemas.openxmlformats.org/drawingml/2006/main" noChangeAspect="1"/>
+            </wp:cNvGraphicFramePr>
+            <a:graphic xmlns:a="http://schemas.openxmlformats.org/drawingml/2006/main">
+              <a:graphicData uri="http://schemas.openxmlformats.org/drawingml/2006/picture">
+                <pic:pic xmlns:pic="http://schemas.openxmlformats.org/drawingml/2006/picture">
+                  <pic:nvPicPr>
+                    <pic:cNvPr id="1416600472" name=""/>
+                    <pic:cNvPicPr/>
+                  </pic:nvPicPr>
+                  <pic:blipFill>
+                    <a:blip r:embed="rId6"/>
+                    <a:stretch>
+                      <a:fillRect/>
+                    </a:stretch>
+                  </pic:blipFill>
+                  <pic:spPr>
+                    <a:xfrm>
+                      <a:off x="0" y="0"/>
+                      <a:ext cx="5943600" cy="2362200"/>
+                    </a:xfrm>
+                    <a:prstGeom prst="rect">
+                      <a:avLst/>
+                    </a:prstGeom>
+                  </pic:spPr>
+                </pic:pic>
+              </a:graphicData>
+            </a:graphic>
+          </wp:inline>
+        </w:drawing>
+      </w:r>
+    </w:p>
+    <w:p>
+      <w:pPr>
+        <w:spacing w:before="100" w:beforeAutospacing="1" w:after="100" w:afterAutospacing="1" w:line="240" w:lineRule="auto"/>
+        <w:rPr>
+          <w:rFonts w:ascii="Times New Roman" w:eastAsia="Times New Roman" w:hAnsi="Times New Roman" w:cs="Times New Roman"/>
+          <w:kern w:val="0"/>
+          <w14:ligatures w14:val="none"/>
+        </w:rPr>
+      </w:pPr>
+      <w:r>
+        <w:rPr>
+          <w:rFonts w:ascii="Times New Roman" w:eastAsia="Times New Roman" w:hAnsi="Times New Roman" w:cs="Times New Roman"/>
+          <w:kern w:val="0"/>
+          <w14:ligatures w14:val="none"/>
+        </w:rPr>
+        <w:t>I'll find the reference DM dataset first, then run the comparison.</w:t>
+      </w:r>
+    </w:p>
+    <w:p>
+      <w:pPr>
+        <w:spacing w:before="100" w:beforeAutospacing="1" w:after="100" w:afterAutospacing="1" w:line="240" w:lineRule="auto"/>
+        <w:rPr>
+          <w:rFonts w:ascii="Times New Roman" w:eastAsia="Times New Roman" w:hAnsi="Times New Roman" w:cs="Times New Roman"/>
+          <w:kern w:val="0"/>
+          <w14:ligatures w14:val="none"/>
+        </w:rPr>
+      </w:pPr>
+      <w:r>
+        <w:rPr>
+          <w:rFonts w:ascii="Times New Roman" w:eastAsia="Times New Roman" w:hAnsi="Times New Roman" w:cs="Times New Roman"/>
+          <w:kern w:val="0"/>
+          <w14:ligatures w14:val="none"/>
+        </w:rPr>
+        <w:t xml:space="preserve">That printed far too much. I'll rerun with compact output: the structure comparison first, then a keyed </w:t>
+      </w:r>
+      <w:r>
+        <w:rPr>
+          <w:rFonts w:ascii="Courier New" w:eastAsia="Times New Roman" w:hAnsi="Courier New" w:cs="Courier New"/>
+          <w:kern w:val="0"/>
+          <w:sz w:val="20"/>
+          <w:szCs w:val="20"/>
+          <w14:ligatures w14:val="none"/>
+        </w:rPr>
+        <w:t>PROC COMPARE</w:t>
+      </w:r>
+      <w:r>
+        <w:rPr>
+          <w:rFonts w:ascii="Times New Roman" w:eastAsia="Times New Roman" w:hAnsi="Times New Roman" w:cs="Times New Roman"/>
+          <w:kern w:val="0"/>
+          <w14:ligatures w14:val="none"/>
+        </w:rPr>
+        <w:t>.</w:t>
+      </w:r>
+    </w:p>
+    <w:p>
+      <w:pPr>
+        <w:spacing w:before="100" w:beforeAutospacing="1" w:after="100" w:afterAutospacing="1" w:line="240" w:lineRule="auto"/>
+        <w:rPr>
+          <w:rFonts w:ascii="Times New Roman" w:eastAsia="Times New Roman" w:hAnsi="Times New Roman" w:cs="Times New Roman"/>
+          <w:kern w:val="0"/>
+          <w14:ligatures w14:val="none"/>
+        </w:rPr>
+      </w:pPr>
+      <w:r>
+        <w:rPr>
+          <w:rFonts w:ascii="Times New Roman" w:eastAsia="Times New Roman" w:hAnsi="Times New Roman" w:cs="Times New Roman"/>
+          <w:kern w:val="0"/>
+          <w14:ligatures w14:val="none"/>
+        </w:rPr>
+        <w:t xml:space="preserve">The two datasets can't be compared value by value, because they contain completely different subjects. </w:t>
+      </w:r>
+      <w:r>
+        <w:rPr>
+          <w:rFonts w:ascii="Courier New" w:eastAsia="Times New Roman" w:hAnsi="Courier New" w:cs="Courier New"/>
+          <w:kern w:val="0"/>
+          <w:sz w:val="20"/>
+          <w:szCs w:val="20"/>
+          <w14:ligatures w14:val="none"/>
+        </w:rPr>
+        <w:t>PROC COMPARE</w:t>
+      </w:r>
+      <w:r>
+        <w:rPr>
+          <w:rFonts w:ascii="Times New Roman" w:eastAsia="Times New Roman" w:hAnsi="Times New Roman" w:cs="Times New Roman"/>
+          <w:kern w:val="0"/>
+          <w14:ligatures w14:val="none"/>
+        </w:rPr>
+        <w:t xml:space="preserve"> matched no observations on </w:t>
+      </w:r>
+      <w:r>
+        <w:rPr>
+          <w:rFonts w:ascii="Courier New" w:eastAsia="Times New Roman" w:hAnsi="Courier New" w:cs="Courier New"/>
+          <w:kern w:val="0"/>
+          <w:sz w:val="20"/>
+          <w:szCs w:val="20"/>
+          <w14:ligatures w14:val="none"/>
+        </w:rPr>
+        <w:t>USUBJID</w:t>
+      </w:r>
+      <w:r>
+        <w:rPr>
+          <w:rFonts w:ascii="Times New Roman" w:eastAsia="Times New Roman" w:hAnsi="Times New Roman" w:cs="Times New Roman"/>
+          <w:kern w:val="0"/>
+          <w14:ligatures w14:val="none"/>
+        </w:rPr>
+        <w:t xml:space="preserve"> and ran no value comparison. I compared structure and distributions instead.</w:t>
+      </w:r>
+    </w:p>
+    <w:p>
+      <w:pPr>
+        <w:spacing w:before="100" w:beforeAutospacing="1" w:after="100" w:afterAutospacing="1" w:line="240" w:lineRule="auto"/>
+        <w:rPr>
+          <w:rFonts w:ascii="Times New Roman" w:eastAsia="Times New Roman" w:hAnsi="Times New Roman" w:cs="Times New Roman"/>
+          <w:kern w:val="0"/>
+          <w14:ligatures w14:val="none"/>
+        </w:rPr>
+      </w:pPr>
+      <w:r>
+        <w:rPr>
+          <w:rFonts w:ascii="Times New Roman" w:eastAsia="Times New Roman" w:hAnsi="Times New Roman" w:cs="Times New Roman"/>
+          <w:b/>
+          <w:bCs/>
+          <w:kern w:val="0"/>
+          <w14:ligatures w14:val="none"/>
+        </w:rPr>
+        <w:lastRenderedPageBreak/>
+        <w:t>Size and subject overlap</w:t>
+      </w:r>
+    </w:p>
+    <w:tbl>
+      <w:tblPr>
+        <w:tblW w:w="0" w:type="auto"/>
+        <w:tblCellSpacing w:w="15" w:type="dxa"/>
+        <w:tblCellMar>
+          <w:top w:w="15" w:type="dxa"/>
+          <w:left w:w="15" w:type="dxa"/>
+          <w:bottom w:w="15" w:type="dxa"/>
+          <w:right w:w="15" w:type="dxa"/>
+        </w:tblCellMar>
+        <w:tblLook w:val="04A0" w:firstRow="1" w:lastRow="0" w:firstColumn="1" w:lastColumn="0" w:noHBand="0" w:noVBand="1"/>
+      </w:tblPr>
+      <w:tblGrid>
+        <w:gridCol w:w="2035"/>
+        <w:gridCol w:w="2866"/>
+        <w:gridCol w:w="1709"/>
+      </w:tblGrid>
+      <w:tr>
+        <w:trPr>
+          <w:tblHeader/>
+          <w:tblCellSpacing w:w="15" w:type="dxa"/>
+        </w:trPr>
+        <w:tc>
+          <w:tcPr>
+            <w:tcW w:w="0" w:type="auto"/>
+            <w:vAlign w:val="center"/>
+            <w:hideMark/>
+          </w:tcPr>
+          <w:p>
+            <w:pPr>
+              <w:spacing w:after="0" w:line="240" w:lineRule="auto"/>
+              <w:rPr>
+                <w:rFonts w:ascii="Times New Roman" w:eastAsia="Times New Roman" w:hAnsi="Times New Roman" w:cs="Times New Roman"/>
+                <w:kern w:val="0"/>
+                <w14:ligatures w14:val="none"/>
+              </w:rPr>
+            </w:pPr>
+          </w:p>
+        </w:tc>
+        <w:tc>
+          <w:tcPr>
+            <w:tcW w:w="0" w:type="auto"/>
+            <w:vAlign w:val="center"/>
+            <w:hideMark/>
+          </w:tcPr>
+          <w:p>
+            <w:pPr>
+              <w:spacing w:after="0" w:line="240" w:lineRule="auto"/>
+              <w:jc w:val="center"/>
+              <w:rPr>
+                <w:rFonts w:ascii="Times New Roman" w:eastAsia="Times New Roman" w:hAnsi="Times New Roman" w:cs="Times New Roman"/>
+                <w:b/>
+                <w:bCs/>
+                <w:kern w:val="0"/>
+                <w14:ligatures w14:val="none"/>
+              </w:rPr>
+            </w:pPr>
+            <w:r>
+              <w:rPr>
+                <w:rFonts w:ascii="Times New Roman" w:eastAsia="Times New Roman" w:hAnsi="Times New Roman" w:cs="Times New Roman"/>
+                <w:b/>
+                <w:bCs/>
+                <w:kern w:val="0"/>
+                <w14:ligatures w14:val="none"/>
+              </w:rPr>
+              <w:t>Reference (</w:t>
+            </w:r>
+            <w:proofErr w:type="spellStart"/>
+            <w:r>
+              <w:rPr>
+                <w:rFonts w:ascii="Courier New" w:eastAsia="Times New Roman" w:hAnsi="Courier New" w:cs="Courier New"/>
+                <w:b/>
+                <w:bCs/>
+                <w:kern w:val="0"/>
+                <w:sz w:val="20"/>
+                <w:szCs w:val="20"/>
+                <w14:ligatures w14:val="none"/>
+              </w:rPr>
+              <w:t>sdtm_datasets</w:t>
+            </w:r>
+            <w:proofErr w:type="spellEnd"/>
+            <w:r>
+              <w:rPr>
+                <w:rFonts w:ascii="Times New Roman" w:eastAsia="Times New Roman" w:hAnsi="Times New Roman" w:cs="Times New Roman"/>
+                <w:b/>
+                <w:bCs/>
+                <w:kern w:val="0"/>
+                <w14:ligatures w14:val="none"/>
+              </w:rPr>
+              <w:t>)</w:t>
+            </w:r>
+          </w:p>
+        </w:tc>
+        <w:tc>
+          <w:tcPr>
+            <w:tcW w:w="0" w:type="auto"/>
+            <w:vAlign w:val="center"/>
+            <w:hideMark/>
+          </w:tcPr>
+          <w:p>
+            <w:pPr>
+              <w:spacing w:after="0" w:line="240" w:lineRule="auto"/>
+              <w:jc w:val="center"/>
+              <w:rPr>
+                <w:rFonts w:ascii="Times New Roman" w:eastAsia="Times New Roman" w:hAnsi="Times New Roman" w:cs="Times New Roman"/>
+                <w:b/>
+                <w:bCs/>
+                <w:kern w:val="0"/>
+                <w14:ligatures w14:val="none"/>
+              </w:rPr>
+            </w:pPr>
+            <w:r>
+              <w:rPr>
+                <w:rFonts w:ascii="Times New Roman" w:eastAsia="Times New Roman" w:hAnsi="Times New Roman" w:cs="Times New Roman"/>
+                <w:b/>
+                <w:bCs/>
+                <w:kern w:val="0"/>
+                <w14:ligatures w14:val="none"/>
+              </w:rPr>
+              <w:t>New (</w:t>
+            </w:r>
+            <w:proofErr w:type="spellStart"/>
+            <w:r>
+              <w:rPr>
+                <w:rFonts w:ascii="Courier New" w:eastAsia="Times New Roman" w:hAnsi="Courier New" w:cs="Courier New"/>
+                <w:b/>
+                <w:bCs/>
+                <w:kern w:val="0"/>
+                <w:sz w:val="20"/>
+                <w:szCs w:val="20"/>
+                <w14:ligatures w14:val="none"/>
+              </w:rPr>
+              <w:t>sdtm_out</w:t>
+            </w:r>
+            <w:proofErr w:type="spellEnd"/>
+            <w:r>
+              <w:rPr>
+                <w:rFonts w:ascii="Times New Roman" w:eastAsia="Times New Roman" w:hAnsi="Times New Roman" w:cs="Times New Roman"/>
+                <w:b/>
+                <w:bCs/>
+                <w:kern w:val="0"/>
+                <w14:ligatures w14:val="none"/>
+              </w:rPr>
+              <w:t>)</w:t>
+            </w:r>
+          </w:p>
+        </w:tc>
+      </w:tr>
+      <w:tr>
+        <w:trPr>
+          <w:tblCellSpacing w:w="15" w:type="dxa"/>
+        </w:trPr>
+        <w:tc>
+          <w:tcPr>
+            <w:tcW w:w="0" w:type="auto"/>
+            <w:vAlign w:val="center"/>
+            <w:hideMark/>
+          </w:tcPr>
+          <w:p>
+            <w:pPr>
+              <w:spacing w:after="0" w:line="240" w:lineRule="auto"/>
+              <w:rPr>
+                <w:rFonts w:ascii="Times New Roman" w:eastAsia="Times New Roman" w:hAnsi="Times New Roman" w:cs="Times New Roman"/>
+                <w:kern w:val="0"/>
+                <w14:ligatures w14:val="none"/>
+              </w:rPr>
+            </w:pPr>
+            <w:r>
+              <w:rPr>
+                <w:rFonts w:ascii="Times New Roman" w:eastAsia="Times New Roman" w:hAnsi="Times New Roman" w:cs="Times New Roman"/>
+                <w:kern w:val="0"/>
+                <w14:ligatures w14:val="none"/>
+              </w:rPr>
+              <w:t>Observations</w:t>
+            </w:r>
+          </w:p>
+        </w:tc>
+        <w:tc>
+          <w:tcPr>
+            <w:tcW w:w="0" w:type="auto"/>
+            <w:vAlign w:val="center"/>
+            <w:hideMark/>
+          </w:tcPr>
+          <w:p>
+            <w:pPr>
+              <w:spacing w:after="0" w:line="240" w:lineRule="auto"/>
+              <w:rPr>
+                <w:rFonts w:ascii="Times New Roman" w:eastAsia="Times New Roman" w:hAnsi="Times New Roman" w:cs="Times New Roman"/>
+                <w:kern w:val="0"/>
+                <w14:ligatures w14:val="none"/>
+              </w:rPr>
+            </w:pPr>
+            <w:r>
+              <w:rPr>
+                <w:rFonts w:ascii="Times New Roman" w:eastAsia="Times New Roman" w:hAnsi="Times New Roman" w:cs="Times New Roman"/>
+                <w:kern w:val="0"/>
+                <w14:ligatures w14:val="none"/>
+              </w:rPr>
+              <w:t>306</w:t>
+            </w:r>
+          </w:p>
+        </w:tc>
+        <w:tc>
+          <w:tcPr>
+            <w:tcW w:w="0" w:type="auto"/>
+            <w:vAlign w:val="center"/>
+            <w:hideMark/>
+          </w:tcPr>
+          <w:p>
+            <w:pPr>
+              <w:spacing w:after="0" w:line="240" w:lineRule="auto"/>
+              <w:rPr>
+                <w:rFonts w:ascii="Times New Roman" w:eastAsia="Times New Roman" w:hAnsi="Times New Roman" w:cs="Times New Roman"/>
+                <w:kern w:val="0"/>
+                <w14:ligatures w14:val="none"/>
+              </w:rPr>
+            </w:pPr>
+            <w:r>
+              <w:rPr>
+                <w:rFonts w:ascii="Times New Roman" w:eastAsia="Times New Roman" w:hAnsi="Times New Roman" w:cs="Times New Roman"/>
+                <w:kern w:val="0"/>
+                <w14:ligatures w14:val="none"/>
+              </w:rPr>
+              <w:t>15</w:t>
+            </w:r>
+          </w:p>
+        </w:tc>
+      </w:tr>
+      <w:tr>
+        <w:trPr>
+          <w:tblCellSpacing w:w="15" w:type="dxa"/>
+        </w:trPr>
+        <w:tc>
+          <w:tcPr>
+            <w:tcW w:w="0" w:type="auto"/>
+            <w:vAlign w:val="center"/>
+            <w:hideMark/>
+          </w:tcPr>
+          <w:p>
+            <w:pPr>
+              <w:spacing w:after="0" w:line="240" w:lineRule="auto"/>
+              <w:rPr>
+                <w:rFonts w:ascii="Times New Roman" w:eastAsia="Times New Roman" w:hAnsi="Times New Roman" w:cs="Times New Roman"/>
+                <w:kern w:val="0"/>
+                <w14:ligatures w14:val="none"/>
+              </w:rPr>
+            </w:pPr>
+            <w:r>
+              <w:rPr>
+                <w:rFonts w:ascii="Times New Roman" w:eastAsia="Times New Roman" w:hAnsi="Times New Roman" w:cs="Times New Roman"/>
+                <w:kern w:val="0"/>
+                <w14:ligatures w14:val="none"/>
+              </w:rPr>
+              <w:t>Variables</w:t>
+            </w:r>
+          </w:p>
+        </w:tc>
+        <w:tc>
+          <w:tcPr>
+            <w:tcW w:w="0" w:type="auto"/>
+            <w:vAlign w:val="center"/>
+            <w:hideMark/>
+          </w:tcPr>
+          <w:p>
+            <w:pPr>
+              <w:spacing w:after="0" w:line="240" w:lineRule="auto"/>
+              <w:rPr>
+                <w:rFonts w:ascii="Times New Roman" w:eastAsia="Times New Roman" w:hAnsi="Times New Roman" w:cs="Times New Roman"/>
+                <w:kern w:val="0"/>
+                <w14:ligatures w14:val="none"/>
+              </w:rPr>
+            </w:pPr>
+            <w:r>
+              <w:rPr>
+                <w:rFonts w:ascii="Times New Roman" w:eastAsia="Times New Roman" w:hAnsi="Times New Roman" w:cs="Times New Roman"/>
+                <w:kern w:val="0"/>
+                <w14:ligatures w14:val="none"/>
+              </w:rPr>
+              <w:t>25</w:t>
+            </w:r>
+          </w:p>
+        </w:tc>
+        <w:tc>
+          <w:tcPr>
+            <w:tcW w:w="0" w:type="auto"/>
+            <w:vAlign w:val="center"/>
+            <w:hideMark/>
+          </w:tcPr>
+          <w:p>
+            <w:pPr>
+              <w:spacing w:after="0" w:line="240" w:lineRule="auto"/>
+              <w:rPr>
+                <w:rFonts w:ascii="Times New Roman" w:eastAsia="Times New Roman" w:hAnsi="Times New Roman" w:cs="Times New Roman"/>
+                <w:kern w:val="0"/>
+                <w14:ligatures w14:val="none"/>
+              </w:rPr>
+            </w:pPr>
+            <w:r>
+              <w:rPr>
+                <w:rFonts w:ascii="Times New Roman" w:eastAsia="Times New Roman" w:hAnsi="Times New Roman" w:cs="Times New Roman"/>
+                <w:kern w:val="0"/>
+                <w14:ligatures w14:val="none"/>
+              </w:rPr>
+              <w:t>19</w:t>
+            </w:r>
+          </w:p>
+        </w:tc>
+      </w:tr>
+      <w:tr>
+        <w:trPr>
+          <w:tblCellSpacing w:w="15" w:type="dxa"/>
+        </w:trPr>
+        <w:tc>
+          <w:tcPr>
+            <w:tcW w:w="0" w:type="auto"/>
+            <w:vAlign w:val="center"/>
+            <w:hideMark/>
+          </w:tcPr>
+          <w:p>
+            <w:pPr>
+              <w:spacing w:after="0" w:line="240" w:lineRule="auto"/>
+              <w:rPr>
+                <w:rFonts w:ascii="Times New Roman" w:eastAsia="Times New Roman" w:hAnsi="Times New Roman" w:cs="Times New Roman"/>
+                <w:kern w:val="0"/>
+                <w14:ligatures w14:val="none"/>
+              </w:rPr>
+            </w:pPr>
+            <w:r>
+              <w:rPr>
+                <w:rFonts w:ascii="Times New Roman" w:eastAsia="Times New Roman" w:hAnsi="Times New Roman" w:cs="Times New Roman"/>
+                <w:kern w:val="0"/>
+                <w14:ligatures w14:val="none"/>
+              </w:rPr>
+              <w:t>Subjects in common</w:t>
+            </w:r>
+          </w:p>
+        </w:tc>
+        <w:tc>
+          <w:tcPr>
+            <w:tcW w:w="0" w:type="auto"/>
+            <w:vAlign w:val="center"/>
+            <w:hideMark/>
+          </w:tcPr>
+          <w:p>
+            <w:pPr>
+              <w:spacing w:after="0" w:line="240" w:lineRule="auto"/>
+              <w:rPr>
+                <w:rFonts w:ascii="Times New Roman" w:eastAsia="Times New Roman" w:hAnsi="Times New Roman" w:cs="Times New Roman"/>
+                <w:kern w:val="0"/>
+                <w14:ligatures w14:val="none"/>
+              </w:rPr>
+            </w:pPr>
+            <w:r>
+              <w:rPr>
+                <w:rFonts w:ascii="Times New Roman" w:eastAsia="Times New Roman" w:hAnsi="Times New Roman" w:cs="Times New Roman"/>
+                <w:kern w:val="0"/>
+                <w14:ligatures w14:val="none"/>
+              </w:rPr>
+              <w:t>0</w:t>
+            </w:r>
+          </w:p>
+        </w:tc>
+        <w:tc>
+          <w:tcPr>
+            <w:tcW w:w="0" w:type="auto"/>
+            <w:vAlign w:val="center"/>
+            <w:hideMark/>
+          </w:tcPr>
+          <w:p>
+            <w:pPr>
+              <w:spacing w:after="0" w:line="240" w:lineRule="auto"/>
+              <w:rPr>
+                <w:rFonts w:ascii="Times New Roman" w:eastAsia="Times New Roman" w:hAnsi="Times New Roman" w:cs="Times New Roman"/>
+                <w:kern w:val="0"/>
+                <w14:ligatures w14:val="none"/>
+              </w:rPr>
+            </w:pPr>
+            <w:r>
+              <w:rPr>
+                <w:rFonts w:ascii="Times New Roman" w:eastAsia="Times New Roman" w:hAnsi="Times New Roman" w:cs="Times New Roman"/>
+                <w:kern w:val="0"/>
+                <w14:ligatures w14:val="none"/>
+              </w:rPr>
+              <w:t>0</w:t>
+            </w:r>
+          </w:p>
+        </w:tc>
+      </w:tr>
+    </w:tbl>
+    <w:p>
+      <w:pPr>
+        <w:numPr>
+          <w:ilvl w:val="0"/>
+          <w:numId w:val="3"/>
+        </w:numPr>
+        <w:spacing w:before="100" w:beforeAutospacing="1" w:after="100" w:afterAutospacing="1" w:line="240" w:lineRule="auto"/>
+        <w:rPr>
+          <w:rFonts w:ascii="Times New Roman" w:eastAsia="Times New Roman" w:hAnsi="Times New Roman" w:cs="Times New Roman"/>
+          <w:kern w:val="0"/>
+          <w14:ligatures w14:val="none"/>
+        </w:rPr>
+      </w:pPr>
+      <w:r>
+        <w:rPr>
+          <w:rFonts w:ascii="Courier New" w:eastAsia="Times New Roman" w:hAnsi="Courier New" w:cs="Courier New"/>
+          <w:b/>
+          <w:bCs/>
+          <w:kern w:val="0"/>
+          <w:sz w:val="20"/>
+          <w:szCs w:val="20"/>
+          <w14:ligatures w14:val="none"/>
+        </w:rPr>
+        <w:t>USUBJID</w:t>
+      </w:r>
+      <w:r>
+        <w:rPr>
+          <w:rFonts w:ascii="Times New Roman" w:eastAsia="Times New Roman" w:hAnsi="Times New Roman" w:cs="Times New Roman"/>
+          <w:b/>
+          <w:bCs/>
+          <w:kern w:val="0"/>
+          <w14:ligatures w14:val="none"/>
+        </w:rPr>
+        <w:t xml:space="preserve"> format:</w:t>
+      </w:r>
+      <w:r>
+        <w:rPr>
+          <w:rFonts w:ascii="Times New Roman" w:eastAsia="Times New Roman" w:hAnsi="Times New Roman" w:cs="Times New Roman"/>
+          <w:kern w:val="0"/>
+          <w14:ligatures w14:val="none"/>
+        </w:rPr>
+        <w:t xml:space="preserve"> the reference uses </w:t>
+      </w:r>
+      <w:r>
+        <w:rPr>
+          <w:rFonts w:ascii="Courier New" w:eastAsia="Times New Roman" w:hAnsi="Courier New" w:cs="Courier New"/>
+          <w:kern w:val="0"/>
+          <w:sz w:val="20"/>
+          <w:szCs w:val="20"/>
+          <w14:ligatures w14:val="none"/>
+        </w:rPr>
+        <w:t>01-701-1015</w:t>
+      </w:r>
+      <w:r>
+        <w:rPr>
+          <w:rFonts w:ascii="Times New Roman" w:eastAsia="Times New Roman" w:hAnsi="Times New Roman" w:cs="Times New Roman"/>
+          <w:kern w:val="0"/>
+          <w14:ligatures w14:val="none"/>
+        </w:rPr>
+        <w:t xml:space="preserve"> (</w:t>
+      </w:r>
+      <w:r>
+        <w:rPr>
+          <w:rFonts w:ascii="Courier New" w:eastAsia="Times New Roman" w:hAnsi="Courier New" w:cs="Courier New"/>
+          <w:kern w:val="0"/>
+          <w:sz w:val="20"/>
+          <w:szCs w:val="20"/>
+          <w14:ligatures w14:val="none"/>
+        </w:rPr>
+        <w:t>01</w:t>
+      </w:r>
+      <w:r>
+        <w:rPr>
+          <w:rFonts w:ascii="Times New Roman" w:eastAsia="Times New Roman" w:hAnsi="Times New Roman" w:cs="Times New Roman"/>
+          <w:kern w:val="0"/>
+          <w14:ligatures w14:val="none"/>
+        </w:rPr>
+        <w:t xml:space="preserve">, site, 4-digit subject). Mine is </w:t>
+      </w:r>
+      <w:r>
+        <w:rPr>
+          <w:rFonts w:ascii="Courier New" w:eastAsia="Times New Roman" w:hAnsi="Courier New" w:cs="Courier New"/>
+          <w:kern w:val="0"/>
+          <w:sz w:val="20"/>
+          <w:szCs w:val="20"/>
+          <w14:ligatures w14:val="none"/>
+        </w:rPr>
+        <w:t>CDISCPILOT01-701-001</w:t>
+      </w:r>
+      <w:r>
+        <w:rPr>
+          <w:rFonts w:ascii="Times New Roman" w:eastAsia="Times New Roman" w:hAnsi="Times New Roman" w:cs="Times New Roman"/>
+          <w:kern w:val="0"/>
+          <w14:ligatures w14:val="none"/>
+        </w:rPr>
+        <w:t xml:space="preserve">, which is the format </w:t>
+      </w:r>
+      <w:r>
+        <w:rPr>
+          <w:rFonts w:ascii="Courier New" w:eastAsia="Times New Roman" w:hAnsi="Courier New" w:cs="Courier New"/>
+          <w:kern w:val="0"/>
+          <w:sz w:val="20"/>
+          <w:szCs w:val="20"/>
+          <w14:ligatures w14:val="none"/>
+        </w:rPr>
+        <w:t>raw_dm.csv</w:t>
+      </w:r>
+      <w:r>
+        <w:rPr>
+          <w:rFonts w:ascii="Times New Roman" w:eastAsia="Times New Roman" w:hAnsi="Times New Roman" w:cs="Times New Roman"/>
+          <w:kern w:val="0"/>
+          <w14:ligatures w14:val="none"/>
+        </w:rPr>
+        <w:t xml:space="preserve"> already carries.</w:t>
+      </w:r>
+    </w:p>
+    <w:p>
+      <w:pPr>
+        <w:numPr>
+          <w:ilvl w:val="0"/>
+          <w:numId w:val="3"/>
+        </w:numPr>
+        <w:spacing w:before="100" w:beforeAutospacing="1" w:after="100" w:afterAutospacing="1" w:line="240" w:lineRule="auto"/>
+        <w:rPr>
+          <w:rFonts w:ascii="Times New Roman" w:eastAsia="Times New Roman" w:hAnsi="Times New Roman" w:cs="Times New Roman"/>
+          <w:kern w:val="0"/>
+          <w14:ligatures w14:val="none"/>
+        </w:rPr>
+      </w:pPr>
+      <w:r>
+        <w:rPr>
+          <w:rFonts w:ascii="Times New Roman" w:eastAsia="Times New Roman" w:hAnsi="Times New Roman" w:cs="Times New Roman"/>
+          <w:b/>
+          <w:bCs/>
+          <w:kern w:val="0"/>
+          <w14:ligatures w14:val="none"/>
+        </w:rPr>
+        <w:t>Overlap:</w:t>
+      </w:r>
+      <w:r>
+        <w:rPr>
+          <w:rFonts w:ascii="Times New Roman" w:eastAsia="Times New Roman" w:hAnsi="Times New Roman" w:cs="Times New Roman"/>
+          <w:kern w:val="0"/>
+          <w14:ligatures w14:val="none"/>
+        </w:rPr>
+        <w:t xml:space="preserve"> no </w:t>
+      </w:r>
+      <w:r>
+        <w:rPr>
+          <w:rFonts w:ascii="Courier New" w:eastAsia="Times New Roman" w:hAnsi="Courier New" w:cs="Courier New"/>
+          <w:kern w:val="0"/>
+          <w:sz w:val="20"/>
+          <w:szCs w:val="20"/>
+          <w14:ligatures w14:val="none"/>
+        </w:rPr>
+        <w:t>SUBJID</w:t>
+      </w:r>
+      <w:r>
+        <w:rPr>
+          <w:rFonts w:ascii="Times New Roman" w:eastAsia="Times New Roman" w:hAnsi="Times New Roman" w:cs="Times New Roman"/>
+          <w:kern w:val="0"/>
+          <w14:ligatures w14:val="none"/>
+        </w:rPr>
+        <w:t xml:space="preserve"> values overlap either (4-digit in the reference, 3-digit in mine).</w:t>
+      </w:r>
+    </w:p>
+    <w:p>
+      <w:pPr>
+        <w:numPr>
+          <w:ilvl w:val="0"/>
+          <w:numId w:val="3"/>
+        </w:numPr>
+        <w:spacing w:before="100" w:beforeAutospacing="1" w:after="100" w:afterAutospacing="1" w:line="240" w:lineRule="auto"/>
+        <w:rPr>
+          <w:rFonts w:ascii="Times New Roman" w:eastAsia="Times New Roman" w:hAnsi="Times New Roman" w:cs="Times New Roman"/>
+          <w:kern w:val="0"/>
+          <w14:ligatures w14:val="none"/>
+        </w:rPr>
+      </w:pPr>
+      <w:r>
+        <w:rPr>
+          <w:rFonts w:ascii="Times New Roman" w:eastAsia="Times New Roman" w:hAnsi="Times New Roman" w:cs="Times New Roman"/>
+          <w:b/>
+          <w:bCs/>
+          <w:kern w:val="0"/>
+          <w14:ligatures w14:val="none"/>
+        </w:rPr>
+        <w:t>Source data:</w:t>
+      </w:r>
+      <w:r>
+        <w:rPr>
+          <w:rFonts w:ascii="Times New Roman" w:eastAsia="Times New Roman" w:hAnsi="Times New Roman" w:cs="Times New Roman"/>
+          <w:kern w:val="0"/>
+          <w14:ligatures w14:val="none"/>
+        </w:rPr>
+        <w:t xml:space="preserve"> </w:t>
+      </w:r>
+      <w:r>
+        <w:rPr>
+          <w:rFonts w:ascii="Courier New" w:eastAsia="Times New Roman" w:hAnsi="Courier New" w:cs="Courier New"/>
+          <w:kern w:val="0"/>
+          <w:sz w:val="20"/>
+          <w:szCs w:val="20"/>
+          <w14:ligatures w14:val="none"/>
+        </w:rPr>
+        <w:t>raw_dm.csv</w:t>
+      </w:r>
+      <w:r>
+        <w:rPr>
+          <w:rFonts w:ascii="Times New Roman" w:eastAsia="Times New Roman" w:hAnsi="Times New Roman" w:cs="Times New Roman"/>
+          <w:kern w:val="0"/>
+          <w14:ligatures w14:val="none"/>
+        </w:rPr>
+        <w:t xml:space="preserve"> appears to be a separate 15-subject extract, not the source of the reference DM. Its dates are also from 1997, while the reference is 2012–2014.</w:t>
+      </w:r>
+    </w:p>
+    <w:p>
+      <w:pPr>
+        <w:spacing w:before="100" w:beforeAutospacing="1" w:after="100" w:afterAutospacing="1" w:line="240" w:lineRule="auto"/>
+        <w:rPr>
+          <w:rFonts w:ascii="Times New Roman" w:eastAsia="Times New Roman" w:hAnsi="Times New Roman" w:cs="Times New Roman"/>
+          <w:kern w:val="0"/>
+          <w14:ligatures w14:val="none"/>
+        </w:rPr>
+      </w:pPr>
+      <w:r>
+        <w:rPr>
+          <w:rFonts w:ascii="Times New Roman" w:eastAsia="Times New Roman" w:hAnsi="Times New Roman" w:cs="Times New Roman"/>
+          <w:b/>
+          <w:bCs/>
+          <w:kern w:val="0"/>
+          <w14:ligatures w14:val="none"/>
+        </w:rPr>
+        <w:t>Variables</w:t>
+      </w:r>
+    </w:p>
+    <w:p>
+      <w:pPr>
+        <w:numPr>
+          <w:ilvl w:val="0"/>
+          <w:numId w:val="4"/>
+        </w:numPr>
+        <w:spacing w:before="100" w:beforeAutospacing="1" w:after="100" w:afterAutospacing="1" w:line="240" w:lineRule="auto"/>
+        <w:rPr>
+          <w:rFonts w:ascii="Times New Roman" w:eastAsia="Times New Roman" w:hAnsi="Times New Roman" w:cs="Times New Roman"/>
+          <w:kern w:val="0"/>
+          <w14:ligatures w14:val="none"/>
+        </w:rPr>
+      </w:pPr>
+      <w:r>
+        <w:rPr>
+          <w:rFonts w:ascii="Times New Roman" w:eastAsia="Times New Roman" w:hAnsi="Times New Roman" w:cs="Times New Roman"/>
+          <w:b/>
+          <w:bCs/>
+          <w:kern w:val="0"/>
+          <w14:ligatures w14:val="none"/>
+        </w:rPr>
+        <w:t>Only in the reference (7):</w:t>
+      </w:r>
+      <w:r>
+        <w:rPr>
+          <w:rFonts w:ascii="Times New Roman" w:eastAsia="Times New Roman" w:hAnsi="Times New Roman" w:cs="Times New Roman"/>
+          <w:kern w:val="0"/>
+          <w14:ligatures w14:val="none"/>
+        </w:rPr>
+        <w:t xml:space="preserve"> </w:t>
+      </w:r>
+      <w:r>
+        <w:rPr>
+          <w:rFonts w:ascii="Courier New" w:eastAsia="Times New Roman" w:hAnsi="Courier New" w:cs="Courier New"/>
+          <w:kern w:val="0"/>
+          <w:sz w:val="20"/>
+          <w:szCs w:val="20"/>
+          <w14:ligatures w14:val="none"/>
+        </w:rPr>
+        <w:t>RFXSTDTC</w:t>
+      </w:r>
+      <w:r>
+        <w:rPr>
+          <w:rFonts w:ascii="Times New Roman" w:eastAsia="Times New Roman" w:hAnsi="Times New Roman" w:cs="Times New Roman"/>
+          <w:kern w:val="0"/>
+          <w14:ligatures w14:val="none"/>
+        </w:rPr>
+        <w:t xml:space="preserve">, </w:t>
+      </w:r>
+      <w:r>
+        <w:rPr>
+          <w:rFonts w:ascii="Courier New" w:eastAsia="Times New Roman" w:hAnsi="Courier New" w:cs="Courier New"/>
+          <w:kern w:val="0"/>
+          <w:sz w:val="20"/>
+          <w:szCs w:val="20"/>
+          <w14:ligatures w14:val="none"/>
+        </w:rPr>
+        <w:t>RFXENDTC</w:t>
+      </w:r>
+      <w:r>
+        <w:rPr>
+          <w:rFonts w:ascii="Times New Roman" w:eastAsia="Times New Roman" w:hAnsi="Times New Roman" w:cs="Times New Roman"/>
+          <w:kern w:val="0"/>
+          <w14:ligatures w14:val="none"/>
+        </w:rPr>
+        <w:t xml:space="preserve">, </w:t>
+      </w:r>
+      <w:r>
+        <w:rPr>
+          <w:rFonts w:ascii="Courier New" w:eastAsia="Times New Roman" w:hAnsi="Courier New" w:cs="Courier New"/>
+          <w:kern w:val="0"/>
+          <w:sz w:val="20"/>
+          <w:szCs w:val="20"/>
+          <w14:ligatures w14:val="none"/>
+        </w:rPr>
+        <w:t>RFPENDTC</w:t>
+      </w:r>
+      <w:r>
+        <w:rPr>
+          <w:rFonts w:ascii="Times New Roman" w:eastAsia="Times New Roman" w:hAnsi="Times New Roman" w:cs="Times New Roman"/>
+          <w:kern w:val="0"/>
+          <w14:ligatures w14:val="none"/>
+        </w:rPr>
+        <w:t xml:space="preserve">, </w:t>
+      </w:r>
+      <w:r>
+        <w:rPr>
+          <w:rFonts w:ascii="Courier New" w:eastAsia="Times New Roman" w:hAnsi="Courier New" w:cs="Courier New"/>
+          <w:kern w:val="0"/>
+          <w:sz w:val="20"/>
+          <w:szCs w:val="20"/>
+          <w14:ligatures w14:val="none"/>
+        </w:rPr>
+        <w:t>ACTARMCD</w:t>
+      </w:r>
+      <w:r>
+        <w:rPr>
+          <w:rFonts w:ascii="Times New Roman" w:eastAsia="Times New Roman" w:hAnsi="Times New Roman" w:cs="Times New Roman"/>
+          <w:kern w:val="0"/>
+          <w14:ligatures w14:val="none"/>
+        </w:rPr>
+        <w:t xml:space="preserve">, </w:t>
+      </w:r>
+      <w:r>
+        <w:rPr>
+          <w:rFonts w:ascii="Courier New" w:eastAsia="Times New Roman" w:hAnsi="Courier New" w:cs="Courier New"/>
+          <w:kern w:val="0"/>
+          <w:sz w:val="20"/>
+          <w:szCs w:val="20"/>
+          <w14:ligatures w14:val="none"/>
+        </w:rPr>
+        <w:t>ACTARM</w:t>
+      </w:r>
+      <w:r>
+        <w:rPr>
+          <w:rFonts w:ascii="Times New Roman" w:eastAsia="Times New Roman" w:hAnsi="Times New Roman" w:cs="Times New Roman"/>
+          <w:kern w:val="0"/>
+          <w14:ligatures w14:val="none"/>
+        </w:rPr>
+        <w:t xml:space="preserve">, </w:t>
+      </w:r>
+      <w:r>
+        <w:rPr>
+          <w:rFonts w:ascii="Courier New" w:eastAsia="Times New Roman" w:hAnsi="Courier New" w:cs="Courier New"/>
+          <w:kern w:val="0"/>
+          <w:sz w:val="20"/>
+          <w:szCs w:val="20"/>
+          <w14:ligatures w14:val="none"/>
+        </w:rPr>
+        <w:t>DMDTC</w:t>
+      </w:r>
+      <w:r>
+        <w:rPr>
+          <w:rFonts w:ascii="Times New Roman" w:eastAsia="Times New Roman" w:hAnsi="Times New Roman" w:cs="Times New Roman"/>
+          <w:kern w:val="0"/>
+          <w14:ligatures w14:val="none"/>
+        </w:rPr>
+        <w:t xml:space="preserve">, </w:t>
+      </w:r>
+      <w:r>
+        <w:rPr>
+          <w:rFonts w:ascii="Courier New" w:eastAsia="Times New Roman" w:hAnsi="Courier New" w:cs="Courier New"/>
+          <w:kern w:val="0"/>
+          <w:sz w:val="20"/>
+          <w:szCs w:val="20"/>
+          <w14:ligatures w14:val="none"/>
+        </w:rPr>
+        <w:t>DMDY</w:t>
+      </w:r>
+      <w:r>
+        <w:rPr>
+          <w:rFonts w:ascii="Times New Roman" w:eastAsia="Times New Roman" w:hAnsi="Times New Roman" w:cs="Times New Roman"/>
+          <w:kern w:val="0"/>
+          <w14:ligatures w14:val="none"/>
+        </w:rPr>
+        <w:t>.</w:t>
+      </w:r>
+    </w:p>
+    <w:p>
+      <w:pPr>
+        <w:numPr>
+          <w:ilvl w:val="0"/>
+          <w:numId w:val="4"/>
+        </w:numPr>
+        <w:spacing w:before="100" w:beforeAutospacing="1" w:after="100" w:afterAutospacing="1" w:line="240" w:lineRule="auto"/>
+        <w:rPr>
+          <w:rFonts w:ascii="Times New Roman" w:eastAsia="Times New Roman" w:hAnsi="Times New Roman" w:cs="Times New Roman"/>
+          <w:kern w:val="0"/>
+          <w14:ligatures w14:val="none"/>
+        </w:rPr>
+      </w:pPr>
+      <w:r>
+        <w:rPr>
+          <w:rFonts w:ascii="Times New Roman" w:eastAsia="Times New Roman" w:hAnsi="Times New Roman" w:cs="Times New Roman"/>
+          <w:b/>
+          <w:bCs/>
+          <w:kern w:val="0"/>
+          <w14:ligatures w14:val="none"/>
+        </w:rPr>
+        <w:t>Only in mine (1):</w:t>
+      </w:r>
+      <w:r>
+        <w:rPr>
+          <w:rFonts w:ascii="Times New Roman" w:eastAsia="Times New Roman" w:hAnsi="Times New Roman" w:cs="Times New Roman"/>
+          <w:kern w:val="0"/>
+          <w14:ligatures w14:val="none"/>
+        </w:rPr>
+        <w:t xml:space="preserve"> </w:t>
+      </w:r>
+      <w:r>
+        <w:rPr>
+          <w:rFonts w:ascii="Courier New" w:eastAsia="Times New Roman" w:hAnsi="Courier New" w:cs="Courier New"/>
+          <w:kern w:val="0"/>
+          <w:sz w:val="20"/>
+          <w:szCs w:val="20"/>
+          <w14:ligatures w14:val="none"/>
+        </w:rPr>
+        <w:t>BRTHDTC</w:t>
+      </w:r>
+      <w:r>
+        <w:rPr>
+          <w:rFonts w:ascii="Times New Roman" w:eastAsia="Times New Roman" w:hAnsi="Times New Roman" w:cs="Times New Roman"/>
+          <w:kern w:val="0"/>
+          <w14:ligatures w14:val="none"/>
+        </w:rPr>
+        <w:t>. The reference has no birth date, probably because of de-identification, so you may want to drop it.</w:t>
+      </w:r>
+    </w:p>
+    <w:p>
+      <w:pPr>
+        <w:numPr>
+          <w:ilvl w:val="0"/>
+          <w:numId w:val="4"/>
+        </w:numPr>
+        <w:spacing w:before="100" w:beforeAutospacing="1" w:after="100" w:afterAutospacing="1" w:line="240" w:lineRule="auto"/>
+        <w:rPr>
+          <w:rFonts w:ascii="Times New Roman" w:eastAsia="Times New Roman" w:hAnsi="Times New Roman" w:cs="Times New Roman"/>
+          <w:kern w:val="0"/>
+          <w14:ligatures w14:val="none"/>
+        </w:rPr>
+      </w:pPr>
+      <w:r>
+        <w:rPr>
+          <w:rFonts w:ascii="Times New Roman" w:eastAsia="Times New Roman" w:hAnsi="Times New Roman" w:cs="Times New Roman"/>
+          <w:b/>
+          <w:bCs/>
+          <w:kern w:val="0"/>
+          <w14:ligatures w14:val="none"/>
+        </w:rPr>
+        <w:t>Identical attributes (4):</w:t>
+      </w:r>
+      <w:r>
+        <w:rPr>
+          <w:rFonts w:ascii="Times New Roman" w:eastAsia="Times New Roman" w:hAnsi="Times New Roman" w:cs="Times New Roman"/>
+          <w:kern w:val="0"/>
+          <w14:ligatures w14:val="none"/>
+        </w:rPr>
+        <w:t xml:space="preserve"> </w:t>
+      </w:r>
+      <w:r>
+        <w:rPr>
+          <w:rFonts w:ascii="Courier New" w:eastAsia="Times New Roman" w:hAnsi="Courier New" w:cs="Courier New"/>
+          <w:kern w:val="0"/>
+          <w:sz w:val="20"/>
+          <w:szCs w:val="20"/>
+          <w14:ligatures w14:val="none"/>
+        </w:rPr>
+        <w:t>DOMAIN</w:t>
+      </w:r>
+      <w:r>
+        <w:rPr>
+          <w:rFonts w:ascii="Times New Roman" w:eastAsia="Times New Roman" w:hAnsi="Times New Roman" w:cs="Times New Roman"/>
+          <w:kern w:val="0"/>
+          <w14:ligatures w14:val="none"/>
+        </w:rPr>
+        <w:t xml:space="preserve">, </w:t>
+      </w:r>
+      <w:r>
+        <w:rPr>
+          <w:rFonts w:ascii="Courier New" w:eastAsia="Times New Roman" w:hAnsi="Courier New" w:cs="Courier New"/>
+          <w:kern w:val="0"/>
+          <w:sz w:val="20"/>
+          <w:szCs w:val="20"/>
+          <w14:ligatures w14:val="none"/>
+        </w:rPr>
+        <w:t>DTHFL</w:t>
+      </w:r>
+      <w:r>
+        <w:rPr>
+          <w:rFonts w:ascii="Times New Roman" w:eastAsia="Times New Roman" w:hAnsi="Times New Roman" w:cs="Times New Roman"/>
+          <w:kern w:val="0"/>
+          <w14:ligatures w14:val="none"/>
+        </w:rPr>
+        <w:t xml:space="preserve">, </w:t>
+      </w:r>
+      <w:r>
+        <w:rPr>
+          <w:rFonts w:ascii="Courier New" w:eastAsia="Times New Roman" w:hAnsi="Courier New" w:cs="Courier New"/>
+          <w:kern w:val="0"/>
+          <w:sz w:val="20"/>
+          <w:szCs w:val="20"/>
+          <w14:ligatures w14:val="none"/>
+        </w:rPr>
+        <w:t>COUNTRY</w:t>
+      </w:r>
+      <w:r>
+        <w:rPr>
+          <w:rFonts w:ascii="Times New Roman" w:eastAsia="Times New Roman" w:hAnsi="Times New Roman" w:cs="Times New Roman"/>
+          <w:kern w:val="0"/>
+          <w14:ligatures w14:val="none"/>
+        </w:rPr>
+        <w:t xml:space="preserve"> and </w:t>
+      </w:r>
+      <w:r>
+        <w:rPr>
+          <w:rFonts w:ascii="Courier New" w:eastAsia="Times New Roman" w:hAnsi="Courier New" w:cs="Courier New"/>
+          <w:kern w:val="0"/>
+          <w:sz w:val="20"/>
+          <w:szCs w:val="20"/>
+          <w14:ligatures w14:val="none"/>
+        </w:rPr>
+        <w:t>AGE</w:t>
+      </w:r>
+      <w:r>
+        <w:rPr>
+          <w:rFonts w:ascii="Times New Roman" w:eastAsia="Times New Roman" w:hAnsi="Times New Roman" w:cs="Times New Roman"/>
+          <w:kern w:val="0"/>
+          <w14:ligatures w14:val="none"/>
+        </w:rPr>
+        <w:t>.</w:t>
+      </w:r>
+    </w:p>
+    <w:p>
+      <w:pPr>
+        <w:numPr>
+          <w:ilvl w:val="0"/>
+          <w:numId w:val="4"/>
+        </w:numPr>
+        <w:spacing w:before="100" w:beforeAutospacing="1" w:after="100" w:afterAutospacing="1" w:line="240" w:lineRule="auto"/>
+        <w:rPr>
+          <w:rFonts w:ascii="Times New Roman" w:eastAsia="Times New Roman" w:hAnsi="Times New Roman" w:cs="Times New Roman"/>
+          <w:kern w:val="0"/>
+          <w14:ligatures w14:val="none"/>
+        </w:rPr>
+      </w:pPr>
+      <w:r>
+        <w:rPr>
+          <w:rFonts w:ascii="Times New Roman" w:eastAsia="Times New Roman" w:hAnsi="Times New Roman" w:cs="Times New Roman"/>
+          <w:b/>
+          <w:bCs/>
+          <w:kern w:val="0"/>
+          <w14:ligatures w14:val="none"/>
+        </w:rPr>
+        <w:t>Same type, different length (14):</w:t>
+      </w:r>
+      <w:r>
+        <w:rPr>
+          <w:rFonts w:ascii="Times New Roman" w:eastAsia="Times New Roman" w:hAnsi="Times New Roman" w:cs="Times New Roman"/>
+          <w:kern w:val="0"/>
+          <w14:ligatures w14:val="none"/>
+        </w:rPr>
+        <w:t xml:space="preserve"> all other shared variables. Mine are wider, for example </w:t>
+      </w:r>
+      <w:r>
+        <w:rPr>
+          <w:rFonts w:ascii="Courier New" w:eastAsia="Times New Roman" w:hAnsi="Courier New" w:cs="Courier New"/>
+          <w:kern w:val="0"/>
+          <w:sz w:val="20"/>
+          <w:szCs w:val="20"/>
+          <w14:ligatures w14:val="none"/>
+        </w:rPr>
+        <w:t>USUBJID</w:t>
+      </w:r>
+      <w:r>
+        <w:rPr>
+          <w:rFonts w:ascii="Times New Roman" w:eastAsia="Times New Roman" w:hAnsi="Times New Roman" w:cs="Times New Roman"/>
+          <w:kern w:val="0"/>
+          <w14:ligatures w14:val="none"/>
+        </w:rPr>
+        <w:t xml:space="preserve"> 40 vs 11, </w:t>
+      </w:r>
+      <w:r>
+        <w:rPr>
+          <w:rFonts w:ascii="Courier New" w:eastAsia="Times New Roman" w:hAnsi="Courier New" w:cs="Courier New"/>
+          <w:kern w:val="0"/>
+          <w:sz w:val="20"/>
+          <w:szCs w:val="20"/>
+          <w14:ligatures w14:val="none"/>
+        </w:rPr>
+        <w:t>SUBJID</w:t>
+      </w:r>
+      <w:r>
+        <w:rPr>
+          <w:rFonts w:ascii="Times New Roman" w:eastAsia="Times New Roman" w:hAnsi="Times New Roman" w:cs="Times New Roman"/>
+          <w:kern w:val="0"/>
+          <w14:ligatures w14:val="none"/>
+        </w:rPr>
+        <w:t xml:space="preserve"> 20 vs 4, </w:t>
+      </w:r>
+      <w:r>
+        <w:rPr>
+          <w:rFonts w:ascii="Courier New" w:eastAsia="Times New Roman" w:hAnsi="Courier New" w:cs="Courier New"/>
+          <w:kern w:val="0"/>
+          <w:sz w:val="20"/>
+          <w:szCs w:val="20"/>
+          <w14:ligatures w14:val="none"/>
+        </w:rPr>
+        <w:t>SITEID</w:t>
+      </w:r>
+      <w:r>
+        <w:rPr>
+          <w:rFonts w:ascii="Times New Roman" w:eastAsia="Times New Roman" w:hAnsi="Times New Roman" w:cs="Times New Roman"/>
+          <w:kern w:val="0"/>
+          <w14:ligatures w14:val="none"/>
+        </w:rPr>
+        <w:t xml:space="preserve"> 10 vs 3, </w:t>
+      </w:r>
+      <w:r>
+        <w:rPr>
+          <w:rFonts w:ascii="Courier New" w:eastAsia="Times New Roman" w:hAnsi="Courier New" w:cs="Courier New"/>
+          <w:kern w:val="0"/>
+          <w:sz w:val="20"/>
+          <w:szCs w:val="20"/>
+          <w14:ligatures w14:val="none"/>
+        </w:rPr>
+        <w:t>SEX</w:t>
+      </w:r>
+      <w:r>
+        <w:rPr>
+          <w:rFonts w:ascii="Times New Roman" w:eastAsia="Times New Roman" w:hAnsi="Times New Roman" w:cs="Times New Roman"/>
+          <w:kern w:val="0"/>
+          <w14:ligatures w14:val="none"/>
+        </w:rPr>
+        <w:t xml:space="preserve"> 20 vs 1, </w:t>
+      </w:r>
+      <w:r>
+        <w:rPr>
+          <w:rFonts w:ascii="Courier New" w:eastAsia="Times New Roman" w:hAnsi="Courier New" w:cs="Courier New"/>
+          <w:kern w:val="0"/>
+          <w:sz w:val="20"/>
+          <w:szCs w:val="20"/>
+          <w14:ligatures w14:val="none"/>
+        </w:rPr>
+        <w:t>ARM</w:t>
+      </w:r>
+      <w:r>
+        <w:rPr>
+          <w:rFonts w:ascii="Times New Roman" w:eastAsia="Times New Roman" w:hAnsi="Times New Roman" w:cs="Times New Roman"/>
+          <w:kern w:val="0"/>
+          <w14:ligatures w14:val="none"/>
+        </w:rPr>
+        <w:t xml:space="preserve"> 200 vs 20, </w:t>
+      </w:r>
+      <w:r>
+        <w:rPr>
+          <w:rFonts w:ascii="Courier New" w:eastAsia="Times New Roman" w:hAnsi="Courier New" w:cs="Courier New"/>
+          <w:kern w:val="0"/>
+          <w:sz w:val="20"/>
+          <w:szCs w:val="20"/>
+          <w14:ligatures w14:val="none"/>
+        </w:rPr>
+        <w:t>RACE</w:t>
+      </w:r>
+      <w:r>
+        <w:rPr>
+          <w:rFonts w:ascii="Times New Roman" w:eastAsia="Times New Roman" w:hAnsi="Times New Roman" w:cs="Times New Roman"/>
+          <w:kern w:val="0"/>
+          <w14:ligatures w14:val="none"/>
+        </w:rPr>
+        <w:t xml:space="preserve"> 60 vs 78.</w:t>
+      </w:r>
+    </w:p>
+    <w:p>
+      <w:pPr>
+        <w:spacing w:before="100" w:beforeAutospacing="1" w:after="100" w:afterAutospacing="1" w:line="240" w:lineRule="auto"/>
+        <w:rPr>
+          <w:rFonts w:ascii="Times New Roman" w:eastAsia="Times New Roman" w:hAnsi="Times New Roman" w:cs="Times New Roman"/>
+          <w:kern w:val="0"/>
+          <w14:ligatures w14:val="none"/>
+        </w:rPr>
+      </w:pPr>
+      <w:r>
+        <w:rPr>
+          <w:rFonts w:ascii="Times New Roman" w:eastAsia="Times New Roman" w:hAnsi="Times New Roman" w:cs="Times New Roman"/>
+          <w:b/>
+          <w:bCs/>
+          <w:kern w:val="0"/>
+          <w14:ligatures w14:val="none"/>
+        </w:rPr>
+        <w:t>Content</w:t>
+      </w:r>
+    </w:p>
+    <w:tbl>
+      <w:tblPr>
+        <w:tblW w:w="0" w:type="auto"/>
+        <w:tblCellSpacing w:w="15" w:type="dxa"/>
+        <w:tblCellMar>
+          <w:top w:w="15" w:type="dxa"/>
+          <w:left w:w="15" w:type="dxa"/>
+          <w:bottom w:w="15" w:type="dxa"/>
+          <w:right w:w="15" w:type="dxa"/>
+        </w:tblCellMar>
+        <w:tblLook w:val="04A0" w:firstRow="1" w:lastRow="0" w:firstColumn="1" w:lastColumn="0" w:noHBand="0" w:noVBand="1"/>
+      </w:tblPr>
+      <w:tblGrid>
+        <w:gridCol w:w="2518"/>
+        <w:gridCol w:w="4022"/>
+        <w:gridCol w:w="2820"/>
+      </w:tblGrid>
+      <w:tr>
+        <w:trPr>
+          <w:tblHeader/>
+          <w:tblCellSpacing w:w="15" w:type="dxa"/>
+        </w:trPr>
+        <w:tc>
+          <w:tcPr>
+            <w:tcW w:w="0" w:type="auto"/>
+            <w:vAlign w:val="center"/>
+            <w:hideMark/>
+          </w:tcPr>
+          <w:p>
+            <w:pPr>
+              <w:spacing w:after="0" w:line="240" w:lineRule="auto"/>
+              <w:rPr>
+                <w:rFonts w:ascii="Times New Roman" w:eastAsia="Times New Roman" w:hAnsi="Times New Roman" w:cs="Times New Roman"/>
+                <w:kern w:val="0"/>
+                <w14:ligatures w14:val="none"/>
+              </w:rPr>
+            </w:pPr>
+          </w:p>
+        </w:tc>
+        <w:tc>
+          <w:tcPr>
+            <w:tcW w:w="0" w:type="auto"/>
+            <w:vAlign w:val="center"/>
+            <w:hideMark/>
+          </w:tcPr>
+          <w:p>
+            <w:pPr>
+              <w:spacing w:after="0" w:line="240" w:lineRule="auto"/>
+              <w:jc w:val="center"/>
+              <w:rPr>
+                <w:rFonts w:ascii="Times New Roman" w:eastAsia="Times New Roman" w:hAnsi="Times New Roman" w:cs="Times New Roman"/>
+                <w:b/>
+                <w:bCs/>
+                <w:kern w:val="0"/>
+                <w14:ligatures w14:val="none"/>
+              </w:rPr>
+            </w:pPr>
+            <w:r>
+              <w:rPr>
+                <w:rFonts w:ascii="Times New Roman" w:eastAsia="Times New Roman" w:hAnsi="Times New Roman" w:cs="Times New Roman"/>
+                <w:b/>
+                <w:bCs/>
+                <w:kern w:val="0"/>
+                <w14:ligatures w14:val="none"/>
+              </w:rPr>
+              <w:t>Reference</w:t>
+            </w:r>
+          </w:p>
+        </w:tc>
+        <w:tc>
+          <w:tcPr>
+            <w:tcW w:w="0" w:type="auto"/>
+            <w:vAlign w:val="center"/>
+            <w:hideMark/>
+          </w:tcPr>
+          <w:p>
+            <w:pPr>
+              <w:spacing w:after="0" w:line="240" w:lineRule="auto"/>
+              <w:jc w:val="center"/>
+              <w:rPr>
+                <w:rFonts w:ascii="Times New Roman" w:eastAsia="Times New Roman" w:hAnsi="Times New Roman" w:cs="Times New Roman"/>
+                <w:b/>
+                <w:bCs/>
+                <w:kern w:val="0"/>
+                <w14:ligatures w14:val="none"/>
+              </w:rPr>
+            </w:pPr>
+            <w:r>
+              <w:rPr>
+                <w:rFonts w:ascii="Times New Roman" w:eastAsia="Times New Roman" w:hAnsi="Times New Roman" w:cs="Times New Roman"/>
+                <w:b/>
+                <w:bCs/>
+                <w:kern w:val="0"/>
+                <w14:ligatures w14:val="none"/>
+              </w:rPr>
+              <w:t>Mine</w:t>
+            </w:r>
+          </w:p>
+        </w:tc>
+      </w:tr>
+      <w:tr>
+        <w:trPr>
+          <w:tblCellSpacing w:w="15" w:type="dxa"/>
+        </w:trPr>
+        <w:tc>
+          <w:tcPr>
+            <w:tcW w:w="0" w:type="auto"/>
+            <w:vAlign w:val="center"/>
+            <w:hideMark/>
+          </w:tcPr>
+          <w:p>
+            <w:pPr>
+              <w:spacing w:after="0" w:line="240" w:lineRule="auto"/>
+              <w:rPr>
+                <w:rFonts w:ascii="Times New Roman" w:eastAsia="Times New Roman" w:hAnsi="Times New Roman" w:cs="Times New Roman"/>
+                <w:kern w:val="0"/>
+                <w14:ligatures w14:val="none"/>
+              </w:rPr>
+            </w:pPr>
+            <w:r>
+              <w:rPr>
+                <w:rFonts w:ascii="Times New Roman" w:eastAsia="Times New Roman" w:hAnsi="Times New Roman" w:cs="Times New Roman"/>
+                <w:kern w:val="0"/>
+                <w14:ligatures w14:val="none"/>
+              </w:rPr>
+              <w:t>Age range</w:t>
+            </w:r>
+          </w:p>
+        </w:tc>
+        <w:tc>
+          <w:tcPr>
+            <w:tcW w:w="0" w:type="auto"/>
+            <w:vAlign w:val="center"/>
+            <w:hideMark/>
+          </w:tcPr>
+          <w:p>
+            <w:pPr>
+              <w:spacing w:after="0" w:line="240" w:lineRule="auto"/>
+              <w:rPr>
+                <w:rFonts w:ascii="Times New Roman" w:eastAsia="Times New Roman" w:hAnsi="Times New Roman" w:cs="Times New Roman"/>
+                <w:kern w:val="0"/>
+                <w14:ligatures w14:val="none"/>
+              </w:rPr>
+            </w:pPr>
+            <w:r>
+              <w:rPr>
+                <w:rFonts w:ascii="Times New Roman" w:eastAsia="Times New Roman" w:hAnsi="Times New Roman" w:cs="Times New Roman"/>
+                <w:kern w:val="0"/>
+                <w14:ligatures w14:val="none"/>
+              </w:rPr>
+              <w:t>50–89 (mean 75.1)</w:t>
+            </w:r>
+          </w:p>
+        </w:tc>
+        <w:tc>
+          <w:tcPr>
+            <w:tcW w:w="0" w:type="auto"/>
+            <w:vAlign w:val="center"/>
+            <w:hideMark/>
+          </w:tcPr>
+          <w:p>
+            <w:pPr>
+              <w:spacing w:after="0" w:line="240" w:lineRule="auto"/>
+              <w:rPr>
+                <w:rFonts w:ascii="Times New Roman" w:eastAsia="Times New Roman" w:hAnsi="Times New Roman" w:cs="Times New Roman"/>
+                <w:kern w:val="0"/>
+                <w14:ligatures w14:val="none"/>
+              </w:rPr>
+            </w:pPr>
+            <w:r>
+              <w:rPr>
+                <w:rFonts w:ascii="Times New Roman" w:eastAsia="Times New Roman" w:hAnsi="Times New Roman" w:cs="Times New Roman"/>
+                <w:kern w:val="0"/>
+                <w14:ligatures w14:val="none"/>
+              </w:rPr>
+              <w:t>53–80 (mean 67.5)</w:t>
+            </w:r>
+          </w:p>
+        </w:tc>
+      </w:tr>
+      <w:tr>
+        <w:trPr>
+          <w:tblCellSpacing w:w="15" w:type="dxa"/>
+        </w:trPr>
+        <w:tc>
+          <w:tcPr>
+            <w:tcW w:w="0" w:type="auto"/>
+            <w:vAlign w:val="center"/>
+            <w:hideMark/>
+          </w:tcPr>
+          <w:p>
+            <w:pPr>
+              <w:spacing w:after="0" w:line="240" w:lineRule="auto"/>
+              <w:rPr>
+                <w:rFonts w:ascii="Times New Roman" w:eastAsia="Times New Roman" w:hAnsi="Times New Roman" w:cs="Times New Roman"/>
+                <w:kern w:val="0"/>
+                <w14:ligatures w14:val="none"/>
+              </w:rPr>
+            </w:pPr>
+            <w:r>
+              <w:rPr>
+                <w:rFonts w:ascii="Times New Roman" w:eastAsia="Times New Roman" w:hAnsi="Times New Roman" w:cs="Times New Roman"/>
+                <w:kern w:val="0"/>
+                <w14:ligatures w14:val="none"/>
+              </w:rPr>
+              <w:t>Sex</w:t>
+            </w:r>
+          </w:p>
+        </w:tc>
+        <w:tc>
+          <w:tcPr>
+            <w:tcW w:w="0" w:type="auto"/>
+            <w:vAlign w:val="center"/>
+            <w:hideMark/>
+          </w:tcPr>
+          <w:p>
+            <w:pPr>
+              <w:spacing w:after="0" w:line="240" w:lineRule="auto"/>
+              <w:rPr>
+                <w:rFonts w:ascii="Times New Roman" w:eastAsia="Times New Roman" w:hAnsi="Times New Roman" w:cs="Times New Roman"/>
+                <w:kern w:val="0"/>
+                <w14:ligatures w14:val="none"/>
+              </w:rPr>
+            </w:pPr>
+            <w:r>
+              <w:rPr>
+                <w:rFonts w:ascii="Times New Roman" w:eastAsia="Times New Roman" w:hAnsi="Times New Roman" w:cs="Times New Roman"/>
+                <w:kern w:val="0"/>
+                <w14:ligatures w14:val="none"/>
+              </w:rPr>
+              <w:t>179 F, 127 M</w:t>
+            </w:r>
+          </w:p>
+        </w:tc>
+        <w:tc>
+          <w:tcPr>
+            <w:tcW w:w="0" w:type="auto"/>
+            <w:vAlign w:val="center"/>
+            <w:hideMark/>
+          </w:tcPr>
+          <w:p>
+            <w:pPr>
+              <w:spacing w:after="0" w:line="240" w:lineRule="auto"/>
+              <w:rPr>
+                <w:rFonts w:ascii="Times New Roman" w:eastAsia="Times New Roman" w:hAnsi="Times New Roman" w:cs="Times New Roman"/>
+                <w:kern w:val="0"/>
+                <w14:ligatures w14:val="none"/>
+              </w:rPr>
+            </w:pPr>
+            <w:r>
+              <w:rPr>
+                <w:rFonts w:ascii="Times New Roman" w:eastAsia="Times New Roman" w:hAnsi="Times New Roman" w:cs="Times New Roman"/>
+                <w:kern w:val="0"/>
+                <w14:ligatures w14:val="none"/>
+              </w:rPr>
+              <w:t>9 F, 6 M</w:t>
+            </w:r>
+          </w:p>
+        </w:tc>
+      </w:tr>
+      <w:tr>
+        <w:trPr>
+          <w:tblCellSpacing w:w="15" w:type="dxa"/>
+        </w:trPr>
+        <w:tc>
+          <w:tcPr>
+            <w:tcW w:w="0" w:type="auto"/>
+            <w:vAlign w:val="center"/>
+            <w:hideMark/>
+          </w:tcPr>
+          <w:p>
+            <w:pPr>
+              <w:spacing w:after="0" w:line="240" w:lineRule="auto"/>
+              <w:rPr>
+                <w:rFonts w:ascii="Times New Roman" w:eastAsia="Times New Roman" w:hAnsi="Times New Roman" w:cs="Times New Roman"/>
+                <w:kern w:val="0"/>
+                <w14:ligatures w14:val="none"/>
+              </w:rPr>
+            </w:pPr>
+            <w:r>
+              <w:rPr>
+                <w:rFonts w:ascii="Times New Roman" w:eastAsia="Times New Roman" w:hAnsi="Times New Roman" w:cs="Times New Roman"/>
+                <w:kern w:val="0"/>
+                <w14:ligatures w14:val="none"/>
+              </w:rPr>
+              <w:t>Race</w:t>
+            </w:r>
+          </w:p>
+        </w:tc>
+        <w:tc>
+          <w:tcPr>
+            <w:tcW w:w="0" w:type="auto"/>
+            <w:vAlign w:val="center"/>
+            <w:hideMark/>
+          </w:tcPr>
+          <w:p>
+            <w:pPr>
+              <w:spacing w:after="0" w:line="240" w:lineRule="auto"/>
+              <w:rPr>
+                <w:rFonts w:ascii="Times New Roman" w:eastAsia="Times New Roman" w:hAnsi="Times New Roman" w:cs="Times New Roman"/>
+                <w:kern w:val="0"/>
+                <w14:ligatures w14:val="none"/>
+              </w:rPr>
+            </w:pPr>
+            <w:r>
+              <w:rPr>
+                <w:rFonts w:ascii="Times New Roman" w:eastAsia="Times New Roman" w:hAnsi="Times New Roman" w:cs="Times New Roman"/>
+                <w:kern w:val="0"/>
+                <w14:ligatures w14:val="none"/>
+              </w:rPr>
+              <w:t>273 White, 29 Black, 2 Asian, 2 American Indian</w:t>
+            </w:r>
+          </w:p>
+        </w:tc>
+        <w:tc>
+          <w:tcPr>
+            <w:tcW w:w="0" w:type="auto"/>
+            <w:vAlign w:val="center"/>
+            <w:hideMark/>
+          </w:tcPr>
+          <w:p>
+            <w:pPr>
+              <w:spacing w:after="0" w:line="240" w:lineRule="auto"/>
+              <w:rPr>
+                <w:rFonts w:ascii="Times New Roman" w:eastAsia="Times New Roman" w:hAnsi="Times New Roman" w:cs="Times New Roman"/>
+                <w:kern w:val="0"/>
+                <w14:ligatures w14:val="none"/>
+              </w:rPr>
+            </w:pPr>
+            <w:r>
+              <w:rPr>
+                <w:rFonts w:ascii="Times New Roman" w:eastAsia="Times New Roman" w:hAnsi="Times New Roman" w:cs="Times New Roman"/>
+                <w:kern w:val="0"/>
+                <w14:ligatures w14:val="none"/>
+              </w:rPr>
+              <w:t xml:space="preserve">7 White, 2 Black, 1 Asian, 5 </w:t>
+            </w:r>
+            <w:proofErr w:type="gramStart"/>
+            <w:r>
+              <w:rPr>
+                <w:rFonts w:ascii="Times New Roman" w:eastAsia="Times New Roman" w:hAnsi="Times New Roman" w:cs="Times New Roman"/>
+                <w:kern w:val="0"/>
+                <w14:ligatures w14:val="none"/>
+              </w:rPr>
+              <w:t>blank</w:t>
+            </w:r>
+            <w:proofErr w:type="gramEnd"/>
+          </w:p>
+        </w:tc>
+      </w:tr>
+      <w:tr>
+        <w:trPr>
+          <w:tblCellSpacing w:w="15" w:type="dxa"/>
+        </w:trPr>
+        <w:tc>
+          <w:tcPr>
+            <w:tcW w:w="0" w:type="auto"/>
+            <w:vAlign w:val="center"/>
+            <w:hideMark/>
+          </w:tcPr>
+          <w:p>
+            <w:pPr>
+              <w:spacing w:after="0" w:line="240" w:lineRule="auto"/>
+              <w:rPr>
+                <w:rFonts w:ascii="Times New Roman" w:eastAsia="Times New Roman" w:hAnsi="Times New Roman" w:cs="Times New Roman"/>
+                <w:kern w:val="0"/>
+                <w14:ligatures w14:val="none"/>
+              </w:rPr>
+            </w:pPr>
+            <w:r>
+              <w:rPr>
+                <w:rFonts w:ascii="Courier New" w:eastAsia="Times New Roman" w:hAnsi="Courier New" w:cs="Courier New"/>
+                <w:kern w:val="0"/>
+                <w:sz w:val="20"/>
+                <w:szCs w:val="20"/>
+                <w14:ligatures w14:val="none"/>
+              </w:rPr>
+              <w:t>ETHNIC</w:t>
+            </w:r>
+            <w:r>
+              <w:rPr>
+                <w:rFonts w:ascii="Times New Roman" w:eastAsia="Times New Roman" w:hAnsi="Times New Roman" w:cs="Times New Roman"/>
+                <w:kern w:val="0"/>
+                <w14:ligatures w14:val="none"/>
+              </w:rPr>
+              <w:t xml:space="preserve">, </w:t>
+            </w:r>
+            <w:r>
+              <w:rPr>
+                <w:rFonts w:ascii="Courier New" w:eastAsia="Times New Roman" w:hAnsi="Courier New" w:cs="Courier New"/>
+                <w:kern w:val="0"/>
+                <w:sz w:val="20"/>
+                <w:szCs w:val="20"/>
+                <w14:ligatures w14:val="none"/>
+              </w:rPr>
+              <w:t>ARMCD</w:t>
+            </w:r>
+            <w:r>
+              <w:rPr>
+                <w:rFonts w:ascii="Times New Roman" w:eastAsia="Times New Roman" w:hAnsi="Times New Roman" w:cs="Times New Roman"/>
+                <w:kern w:val="0"/>
+                <w14:ligatures w14:val="none"/>
+              </w:rPr>
+              <w:t xml:space="preserve">, </w:t>
+            </w:r>
+            <w:r>
+              <w:rPr>
+                <w:rFonts w:ascii="Courier New" w:eastAsia="Times New Roman" w:hAnsi="Courier New" w:cs="Courier New"/>
+                <w:kern w:val="0"/>
+                <w:sz w:val="20"/>
+                <w:szCs w:val="20"/>
+                <w14:ligatures w14:val="none"/>
+              </w:rPr>
+              <w:t>ARM</w:t>
+            </w:r>
+            <w:r>
+              <w:rPr>
+                <w:rFonts w:ascii="Times New Roman" w:eastAsia="Times New Roman" w:hAnsi="Times New Roman" w:cs="Times New Roman"/>
+                <w:kern w:val="0"/>
+                <w14:ligatures w14:val="none"/>
+              </w:rPr>
+              <w:t xml:space="preserve">, </w:t>
+            </w:r>
+            <w:r>
+              <w:rPr>
+                <w:rFonts w:ascii="Courier New" w:eastAsia="Times New Roman" w:hAnsi="Courier New" w:cs="Courier New"/>
+                <w:kern w:val="0"/>
+                <w:sz w:val="20"/>
+                <w:szCs w:val="20"/>
+                <w14:ligatures w14:val="none"/>
+              </w:rPr>
+              <w:t>COUNTRY</w:t>
+            </w:r>
+          </w:p>
+        </w:tc>
+        <w:tc>
+          <w:tcPr>
+            <w:tcW w:w="0" w:type="auto"/>
+            <w:vAlign w:val="center"/>
+            <w:hideMark/>
+          </w:tcPr>
+          <w:p>
+            <w:pPr>
+              <w:spacing w:after="0" w:line="240" w:lineRule="auto"/>
+              <w:rPr>
+                <w:rFonts w:ascii="Times New Roman" w:eastAsia="Times New Roman" w:hAnsi="Times New Roman" w:cs="Times New Roman"/>
+                <w:kern w:val="0"/>
+                <w14:ligatures w14:val="none"/>
+              </w:rPr>
+            </w:pPr>
+            <w:r>
+              <w:rPr>
+                <w:rFonts w:ascii="Times New Roman" w:eastAsia="Times New Roman" w:hAnsi="Times New Roman" w:cs="Times New Roman"/>
+                <w:kern w:val="0"/>
+                <w14:ligatures w14:val="none"/>
+              </w:rPr>
+              <w:t>Populated</w:t>
+            </w:r>
+          </w:p>
+        </w:tc>
+        <w:tc>
+          <w:tcPr>
+            <w:tcW w:w="0" w:type="auto"/>
+            <w:vAlign w:val="center"/>
+            <w:hideMark/>
+          </w:tcPr>
+          <w:p>
+            <w:pPr>
+              <w:spacing w:after="0" w:line="240" w:lineRule="auto"/>
+              <w:rPr>
+                <w:rFonts w:ascii="Times New Roman" w:eastAsia="Times New Roman" w:hAnsi="Times New Roman" w:cs="Times New Roman"/>
+                <w:kern w:val="0"/>
+                <w14:ligatures w14:val="none"/>
+              </w:rPr>
+            </w:pPr>
+            <w:r>
+              <w:rPr>
+                <w:rFonts w:ascii="Times New Roman" w:eastAsia="Times New Roman" w:hAnsi="Times New Roman" w:cs="Times New Roman"/>
+                <w:kern w:val="0"/>
+                <w14:ligatures w14:val="none"/>
+              </w:rPr>
+              <w:t>All blank</w:t>
+            </w:r>
+          </w:p>
+        </w:tc>
+      </w:tr>
+    </w:tbl>
+    <w:p>
+      <w:pPr>
+        <w:spacing w:before="100" w:beforeAutospacing="1" w:after="100" w:afterAutospacing="1" w:line="240" w:lineRule="auto"/>
+        <w:rPr>
+          <w:rFonts w:ascii="Times New Roman" w:eastAsia="Times New Roman" w:hAnsi="Times New Roman" w:cs="Times New Roman"/>
+          <w:kern w:val="0"/>
+          <w14:ligatures w14:val="none"/>
+        </w:rPr>
+      </w:pPr>
+      <w:r>
+        <w:rPr>
+          <w:rFonts w:ascii="Times New Roman" w:eastAsia="Times New Roman" w:hAnsi="Times New Roman" w:cs="Times New Roman"/>
+          <w:kern w:val="0"/>
+          <w14:ligatures w14:val="none"/>
+        </w:rPr>
+        <w:t xml:space="preserve">The reference also has populated </w:t>
+      </w:r>
+      <w:r>
+        <w:rPr>
+          <w:rFonts w:ascii="Courier New" w:eastAsia="Times New Roman" w:hAnsi="Courier New" w:cs="Courier New"/>
+          <w:kern w:val="0"/>
+          <w:sz w:val="20"/>
+          <w:szCs w:val="20"/>
+          <w14:ligatures w14:val="none"/>
+        </w:rPr>
+        <w:t>RFSTDTC</w:t>
+      </w:r>
+      <w:r>
+        <w:rPr>
+          <w:rFonts w:ascii="Times New Roman" w:eastAsia="Times New Roman" w:hAnsi="Times New Roman" w:cs="Times New Roman"/>
+          <w:kern w:val="0"/>
+          <w14:ligatures w14:val="none"/>
+        </w:rPr>
+        <w:t xml:space="preserve">, </w:t>
+      </w:r>
+      <w:r>
+        <w:rPr>
+          <w:rFonts w:ascii="Courier New" w:eastAsia="Times New Roman" w:hAnsi="Courier New" w:cs="Courier New"/>
+          <w:kern w:val="0"/>
+          <w:sz w:val="20"/>
+          <w:szCs w:val="20"/>
+          <w14:ligatures w14:val="none"/>
+        </w:rPr>
+        <w:t>RFENDTC</w:t>
+      </w:r>
+      <w:r>
+        <w:rPr>
+          <w:rFonts w:ascii="Times New Roman" w:eastAsia="Times New Roman" w:hAnsi="Times New Roman" w:cs="Times New Roman"/>
+          <w:kern w:val="0"/>
+          <w14:ligatures w14:val="none"/>
+        </w:rPr>
+        <w:t xml:space="preserve">, </w:t>
+      </w:r>
+      <w:r>
+        <w:rPr>
+          <w:rFonts w:ascii="Courier New" w:eastAsia="Times New Roman" w:hAnsi="Courier New" w:cs="Courier New"/>
+          <w:kern w:val="0"/>
+          <w:sz w:val="20"/>
+          <w:szCs w:val="20"/>
+          <w14:ligatures w14:val="none"/>
+        </w:rPr>
+        <w:t>RFXSTDTC</w:t>
+      </w:r>
+      <w:r>
+        <w:rPr>
+          <w:rFonts w:ascii="Times New Roman" w:eastAsia="Times New Roman" w:hAnsi="Times New Roman" w:cs="Times New Roman"/>
+          <w:kern w:val="0"/>
+          <w14:ligatures w14:val="none"/>
+        </w:rPr>
+        <w:t xml:space="preserve"> and </w:t>
+      </w:r>
+      <w:r>
+        <w:rPr>
+          <w:rFonts w:ascii="Courier New" w:eastAsia="Times New Roman" w:hAnsi="Courier New" w:cs="Courier New"/>
+          <w:kern w:val="0"/>
+          <w:sz w:val="20"/>
+          <w:szCs w:val="20"/>
+          <w14:ligatures w14:val="none"/>
+        </w:rPr>
+        <w:t>DTHDTC</w:t>
+      </w:r>
+      <w:r>
+        <w:rPr>
+          <w:rFonts w:ascii="Times New Roman" w:eastAsia="Times New Roman" w:hAnsi="Times New Roman" w:cs="Times New Roman"/>
+          <w:kern w:val="0"/>
+          <w14:ligatures w14:val="none"/>
+        </w:rPr>
+        <w:t>, which are blank in mine because the raw file has no source for them.</w:t>
+      </w:r>
+    </w:p>
+    <w:p>
+      <w:pPr>
+        <w:spacing w:before="100" w:beforeAutospacing="1" w:after="100" w:afterAutospacing="1" w:line="240" w:lineRule="auto"/>
+        <w:rPr>
+          <w:rFonts w:ascii="Times New Roman" w:eastAsia="Times New Roman" w:hAnsi="Times New Roman" w:cs="Times New Roman"/>
+          <w:kern w:val="0"/>
+          <w14:ligatures w14:val="none"/>
+        </w:rPr>
+      </w:pPr>
+      <w:r>
+        <w:rPr>
+          <w:rFonts w:ascii="Times New Roman" w:eastAsia="Times New Roman" w:hAnsi="Times New Roman" w:cs="Times New Roman"/>
+          <w:b/>
+          <w:bCs/>
+          <w:kern w:val="0"/>
+          <w14:ligatures w14:val="none"/>
+        </w:rPr>
+        <w:t>Suggested next steps</w:t>
+      </w:r>
+    </w:p>
+    <w:p>
+      <w:pPr>
+        <w:numPr>
+          <w:ilvl w:val="0"/>
+          <w:numId w:val="5"/>
+        </w:numPr>
+        <w:spacing w:before="100" w:beforeAutospacing="1" w:after="100" w:afterAutospacing="1" w:line="240" w:lineRule="auto"/>
+        <w:rPr>
+          <w:rFonts w:ascii="Times New Roman" w:eastAsia="Times New Roman" w:hAnsi="Times New Roman" w:cs="Times New Roman"/>
+          <w:kern w:val="0"/>
+          <w14:ligatures w14:val="none"/>
+        </w:rPr>
+      </w:pPr>
+      <w:r>
+        <w:rPr>
+          <w:rFonts w:ascii="Times New Roman" w:eastAsia="Times New Roman" w:hAnsi="Times New Roman" w:cs="Times New Roman"/>
+          <w:kern w:val="0"/>
+          <w14:ligatures w14:val="none"/>
+        </w:rPr>
+        <w:t xml:space="preserve">Decide which </w:t>
+      </w:r>
+      <w:r>
+        <w:rPr>
+          <w:rFonts w:ascii="Courier New" w:eastAsia="Times New Roman" w:hAnsi="Courier New" w:cs="Courier New"/>
+          <w:kern w:val="0"/>
+          <w:sz w:val="20"/>
+          <w:szCs w:val="20"/>
+          <w14:ligatures w14:val="none"/>
+        </w:rPr>
+        <w:t>USUBJID</w:t>
+      </w:r>
+      <w:r>
+        <w:rPr>
+          <w:rFonts w:ascii="Times New Roman" w:eastAsia="Times New Roman" w:hAnsi="Times New Roman" w:cs="Times New Roman"/>
+          <w:kern w:val="0"/>
+          <w14:ligatures w14:val="none"/>
+        </w:rPr>
+        <w:t xml:space="preserve"> convention to follow. The reference uses the </w:t>
+      </w:r>
+      <w:r>
+        <w:rPr>
+          <w:rFonts w:ascii="Courier New" w:eastAsia="Times New Roman" w:hAnsi="Courier New" w:cs="Courier New"/>
+          <w:kern w:val="0"/>
+          <w:sz w:val="20"/>
+          <w:szCs w:val="20"/>
+          <w14:ligatures w14:val="none"/>
+        </w:rPr>
+        <w:t>01-&lt;site&gt;-&lt;</w:t>
+      </w:r>
+      <w:proofErr w:type="spellStart"/>
+      <w:r>
+        <w:rPr>
+          <w:rFonts w:ascii="Courier New" w:eastAsia="Times New Roman" w:hAnsi="Courier New" w:cs="Courier New"/>
+          <w:kern w:val="0"/>
+          <w:sz w:val="20"/>
+          <w:szCs w:val="20"/>
+          <w14:ligatures w14:val="none"/>
+        </w:rPr>
+        <w:t>subjid</w:t>
+      </w:r>
+      <w:proofErr w:type="spellEnd"/>
+      <w:r>
+        <w:rPr>
+          <w:rFonts w:ascii="Courier New" w:eastAsia="Times New Roman" w:hAnsi="Courier New" w:cs="Courier New"/>
+          <w:kern w:val="0"/>
+          <w:sz w:val="20"/>
+          <w:szCs w:val="20"/>
+          <w14:ligatures w14:val="none"/>
+        </w:rPr>
+        <w:t>&gt;</w:t>
+      </w:r>
+      <w:r>
+        <w:rPr>
+          <w:rFonts w:ascii="Times New Roman" w:eastAsia="Times New Roman" w:hAnsi="Times New Roman" w:cs="Times New Roman"/>
+          <w:kern w:val="0"/>
+          <w14:ligatures w14:val="none"/>
+        </w:rPr>
+        <w:t xml:space="preserve"> pattern, which also matches the hint in your use-case notes.</w:t>
+      </w:r>
+    </w:p>
+    <w:p>
+      <w:pPr>
+        <w:numPr>
+          <w:ilvl w:val="0"/>
+          <w:numId w:val="5"/>
+        </w:numPr>
+        <w:spacing w:before="100" w:beforeAutospacing="1" w:after="100" w:afterAutospacing="1" w:line="240" w:lineRule="auto"/>
+        <w:rPr>
+          <w:rFonts w:ascii="Times New Roman" w:eastAsia="Times New Roman" w:hAnsi="Times New Roman" w:cs="Times New Roman"/>
+          <w:kern w:val="0"/>
+          <w14:ligatures w14:val="none"/>
+        </w:rPr>
+      </w:pPr>
+      <w:r>
+        <w:rPr>
+          <w:rFonts w:ascii="Times New Roman" w:eastAsia="Times New Roman" w:hAnsi="Times New Roman" w:cs="Times New Roman"/>
+          <w:kern w:val="0"/>
+          <w14:ligatures w14:val="none"/>
+        </w:rPr>
+        <w:t>Align variable lengths and add the missing permissible variables to match the reference.</w:t>
+      </w:r>
+    </w:p>
+    <w:p>
+      <w:pPr>
+        <w:numPr>
+          <w:ilvl w:val="0"/>
+          <w:numId w:val="5"/>
+        </w:numPr>
+        <w:spacing w:before="100" w:beforeAutospacing="1" w:after="100" w:afterAutospacing="1" w:line="240" w:lineRule="auto"/>
+        <w:rPr>
+          <w:rFonts w:ascii="Times New Roman" w:eastAsia="Times New Roman" w:hAnsi="Times New Roman" w:cs="Times New Roman"/>
+          <w:kern w:val="0"/>
+          <w14:ligatures w14:val="none"/>
+        </w:rPr>
+      </w:pPr>
+      <w:r>
+        <w:rPr>
+          <w:rFonts w:ascii="Times New Roman" w:eastAsia="Times New Roman" w:hAnsi="Times New Roman" w:cs="Times New Roman"/>
+          <w:kern w:val="0"/>
+          <w14:ligatures w14:val="none"/>
+        </w:rPr>
+        <w:t xml:space="preserve">Find the real sources for </w:t>
+      </w:r>
+      <w:r>
+        <w:rPr>
+          <w:rFonts w:ascii="Courier New" w:eastAsia="Times New Roman" w:hAnsi="Courier New" w:cs="Courier New"/>
+          <w:kern w:val="0"/>
+          <w:sz w:val="20"/>
+          <w:szCs w:val="20"/>
+          <w14:ligatures w14:val="none"/>
+        </w:rPr>
+        <w:t>ETHNIC</w:t>
+      </w:r>
+      <w:r>
+        <w:rPr>
+          <w:rFonts w:ascii="Times New Roman" w:eastAsia="Times New Roman" w:hAnsi="Times New Roman" w:cs="Times New Roman"/>
+          <w:kern w:val="0"/>
+          <w14:ligatures w14:val="none"/>
+        </w:rPr>
+        <w:t xml:space="preserve">, </w:t>
+      </w:r>
+      <w:r>
+        <w:rPr>
+          <w:rFonts w:ascii="Courier New" w:eastAsia="Times New Roman" w:hAnsi="Courier New" w:cs="Courier New"/>
+          <w:kern w:val="0"/>
+          <w:sz w:val="20"/>
+          <w:szCs w:val="20"/>
+          <w14:ligatures w14:val="none"/>
+        </w:rPr>
+        <w:t>ARMCD</w:t>
+      </w:r>
+      <w:r>
+        <w:rPr>
+          <w:rFonts w:ascii="Times New Roman" w:eastAsia="Times New Roman" w:hAnsi="Times New Roman" w:cs="Times New Roman"/>
+          <w:kern w:val="0"/>
+          <w14:ligatures w14:val="none"/>
+        </w:rPr>
+        <w:t>/</w:t>
+      </w:r>
+      <w:r>
+        <w:rPr>
+          <w:rFonts w:ascii="Courier New" w:eastAsia="Times New Roman" w:hAnsi="Courier New" w:cs="Courier New"/>
+          <w:kern w:val="0"/>
+          <w:sz w:val="20"/>
+          <w:szCs w:val="20"/>
+          <w14:ligatures w14:val="none"/>
+        </w:rPr>
+        <w:t>ARM</w:t>
+      </w:r>
+      <w:r>
+        <w:rPr>
+          <w:rFonts w:ascii="Times New Roman" w:eastAsia="Times New Roman" w:hAnsi="Times New Roman" w:cs="Times New Roman"/>
+          <w:kern w:val="0"/>
+          <w14:ligatures w14:val="none"/>
+        </w:rPr>
+        <w:t xml:space="preserve"> and </w:t>
+      </w:r>
+      <w:r>
+        <w:rPr>
+          <w:rFonts w:ascii="Courier New" w:eastAsia="Times New Roman" w:hAnsi="Courier New" w:cs="Courier New"/>
+          <w:kern w:val="0"/>
+          <w:sz w:val="20"/>
+          <w:szCs w:val="20"/>
+          <w14:ligatures w14:val="none"/>
+        </w:rPr>
+        <w:t>COUNTRY</w:t>
+      </w:r>
+      <w:r>
+        <w:rPr>
+          <w:rFonts w:ascii="Times New Roman" w:eastAsia="Times New Roman" w:hAnsi="Times New Roman" w:cs="Times New Roman"/>
+          <w:kern w:val="0"/>
+          <w14:ligatures w14:val="none"/>
+        </w:rPr>
+        <w:t>.</w:t>
+      </w:r>
+    </w:p>
+    <w:p>
+      <w:pPr>
+        <w:numPr>
+          <w:ilvl w:val="0"/>
+          <w:numId w:val="5"/>
+        </w:numPr>
+        <w:spacing w:before="100" w:beforeAutospacing="1" w:after="100" w:afterAutospacing="1" w:line="240" w:lineRule="auto"/>
+        <w:rPr>
+          <w:rFonts w:ascii="Times New Roman" w:eastAsia="Times New Roman" w:hAnsi="Times New Roman" w:cs="Times New Roman"/>
+          <w:kern w:val="0"/>
+          <w14:ligatures w14:val="none"/>
+        </w:rPr>
+      </w:pPr>
+      <w:r>
+        <w:rPr>
+          <w:rFonts w:ascii="Times New Roman" w:eastAsia="Times New Roman" w:hAnsi="Times New Roman" w:cs="Times New Roman"/>
+          <w:kern w:val="0"/>
+          <w14:ligatures w14:val="none"/>
+        </w:rPr>
+        <w:lastRenderedPageBreak/>
+        <w:t>Rerun the comparison on matching subjects. If you have a raw file for the reference subjects, I can rerun the program on it and compare values properly.</w:t>
+      </w:r>
+    </w:p>
+    <w:p>
+      <w:r>
+        <w:drawing>
+          <wp:inline distT="0" distB="0" distL="0" distR="0" wp14:anchorId="07B70C55" wp14:editId="2B7A7CF2">
+            <wp:extent cx="5943600" cy="5501005"/>
+            <wp:effectExtent l="0" t="0" r="0" b="0"/>
+            <wp:docPr id="1638691510" name="Picture 1"/>
+            <wp:cNvGraphicFramePr>
+              <a:graphicFrameLocks xmlns:a="http://schemas.openxmlformats.org/drawingml/2006/main" noChangeAspect="1"/>
+            </wp:cNvGraphicFramePr>
+            <a:graphic xmlns:a="http://schemas.openxmlformats.org/drawingml/2006/main">
+              <a:graphicData uri="http://schemas.openxmlformats.org/drawingml/2006/picture">
+                <pic:pic xmlns:pic="http://schemas.openxmlformats.org/drawingml/2006/picture">
+                  <pic:nvPicPr>
+                    <pic:cNvPr id="1638691510" name=""/>
+                    <pic:cNvPicPr/>
+                  </pic:nvPicPr>
+                  <pic:blipFill>
+                    <a:blip r:embed="rId7"/>
+                    <a:stretch>
+                      <a:fillRect/>
+                    </a:stretch>
+                  </pic:blipFill>
+                  <pic:spPr>
+                    <a:xfrm>
+                      <a:off x="0" y="0"/>
+                      <a:ext cx="5943600" cy="5501005"/>
+                    </a:xfrm>
+                    <a:prstGeom prst="rect">
+                      <a:avLst/>
+                    </a:prstGeom>
+                  </pic:spPr>
+                </pic:pic>
+              </a:graphicData>
+            </a:graphic>
+          </wp:inline>
+        </w:drawing>
+      </w:r>
+    </w:p>
     <w:sectPr>
       <w:pgSz w:w="12240" w:h="15840"/>
       <w:pgMar w:top="1440" w:right="1440" w:bottom="1440" w:left="1440" w:header="720" w:footer="720" w:gutter="0"/>
@@ -1410,9 +3529,9 @@
 <file path=word/numbering.xml><?xml version="1.0" encoding="utf-8"?>
 <w:numbering xmlns:wpc="http://schemas.microsoft.com/office/word/2010/wordprocessingCanvas" xmlns:cx="http://schemas.microsoft.com/office/drawing/2014/chartex" xmlns:cx1="http://schemas.microsoft.com/office/drawing/2015/9/8/chartex" xmlns:cx2="http://schemas.microsoft.com/office/drawing/2015/10/21/chartex" xmlns:cx3="http://schemas.microsoft.com/office/drawing/2016/5/9/chartex" xmlns:cx4="http://schemas.microsoft.com/office/drawing/2016/5/10/chartex" xmlns:cx5="http://schemas.microsoft.com/office/drawing/2016/5/11/chartex" xmlns:cx6="http://schemas.microsoft.com/office/drawing/2016/5/12/chartex" xmlns:cx7="http://schemas.microsoft.com/office/drawing/2016/5/13/chartex" xmlns:cx8="http://schemas.microsoft.com/office/drawing/2016/5/14/chartex" xmlns:mc="http://schemas.openxmlformats.org/markup-compatibility/2006" xmlns:m="http://schemas.openxmlformats.org/officeDocument/2006/math" xmlns:aink="http://schemas.microsoft.com/office/drawing/2016/ink" xmlns:am3d="http://schemas.microsoft.com/office/drawing/2017/model3d" xmlns:oel="http://schemas.microsoft.com/office/2019/extlst" xmlns:r="http://schemas.openxmlformats.org/officeDocument/2006/relationships" xmlns:wp14="http://schemas.microsoft.com/office/word/2010/wordprocessingDrawing" xmlns:wp="http://schemas.openxmlformats.org/drawingml/2006/wordprocessingDrawing" xmlns:wpg="http://schemas.microsoft.com/office/word/2010/wordprocessingGroup" xmlns:wpi="http://schemas.microsoft.com/office/word/2010/wordprocessingInk" xmlns:wps="http://schemas.microsoft.com/office/word/2010/wordprocessingShape" xmlns:o="urn:schemas-microsoft-com:office:office" xmlns:v="urn:schemas-microsoft-com:vml" xmlns:w10="urn:schemas-microsoft-com:office:word" xmlns:w="http://schemas.openxmlformats.org/wordprocessingml/2006/main" xmlns:w14="http://schemas.microsoft.com/office/word/2010/wordml" xmlns:w15="http://schemas.microsoft.com/office/word/2012/wordml" xmlns:w16cex="http://schemas.microsoft.com/office/word/2018/wordml/cex" xmlns:w16cid="http://schemas.microsoft.com/office/word/2016/wordml/cid" xmlns:w16="http://schemas.microsoft.com/office/word/2018/wordml" xmlns:w16sdtdh="http://schemas.microsoft.com/office/word/2020/wordml/sdtdatahash" xmlns:w16sdtfl="http://schemas.microsoft.com/office/word/2024/wordml/sdtformatlock" xmlns:w16se="http://schemas.microsoft.com/office/word/2015/wordml/symex" xmlns:w16du="http://schemas.microsoft.com/office/word/2023/wordml/word16du" xmlns:wne="http://schemas.microsoft.com/office/word/2006/wordml" mc:Ignorable="w14 w15 w16se w16cid w16 w16cex w16sdtdh w16sdtfl w16du wp14">
   <w:abstractNum w:abstractNumId="0" w15:restartNumberingAfterBreak="0">
-    <w:nsid w:val="615D7D83"/>
+    <w:nsid w:val="28F20BEC"/>
     <w:multiLevelType w:val="multilevel"/>
-    <w:tmpl w:val="B540075C"/>
+    <w:tmpl w:val="FE6C0C28"/>
     <w:lvl w:ilvl="0">
       <w:start w:val="1"/>
       <w:numFmt w:val="bullet"/>
@@ -1559,9 +3678,9 @@
     </w:lvl>
   </w:abstractNum>
   <w:abstractNum w:abstractNumId="1" w15:restartNumberingAfterBreak="0">
-    <w:nsid w:val="6A3D6111"/>
+    <w:nsid w:val="3D291670"/>
     <w:multiLevelType w:val="multilevel"/>
-    <w:tmpl w:val="20BAC00C"/>
+    <w:tmpl w:val="1144AA8C"/>
     <w:lvl w:ilvl="0">
       <w:start w:val="1"/>
       <w:numFmt w:val="bullet"/>
@@ -1707,11 +3826,431 @@
       </w:rPr>
     </w:lvl>
   </w:abstractNum>
+  <w:abstractNum w:abstractNumId="2" w15:restartNumberingAfterBreak="0">
+    <w:nsid w:val="615D7D83"/>
+    <w:multiLevelType w:val="multilevel"/>
+    <w:tmpl w:val="B540075C"/>
+    <w:lvl w:ilvl="0">
+      <w:start w:val="1"/>
+      <w:numFmt w:val="bullet"/>
+      <w:lvlText w:val=""/>
+      <w:lvlJc w:val="left"/>
+      <w:pPr>
+        <w:tabs>
+          <w:tab w:val="num" w:pos="720"/>
+        </w:tabs>
+        <w:ind w:left="720" w:hanging="360"/>
+      </w:pPr>
+      <w:rPr>
+        <w:rFonts w:ascii="Symbol" w:hAnsi="Symbol" w:hint="default"/>
+        <w:sz w:val="20"/>
+      </w:rPr>
+    </w:lvl>
+    <w:lvl w:ilvl="1" w:tentative="1">
+      <w:start w:val="1"/>
+      <w:numFmt w:val="bullet"/>
+      <w:lvlText w:val="o"/>
+      <w:lvlJc w:val="left"/>
+      <w:pPr>
+        <w:tabs>
+          <w:tab w:val="num" w:pos="1440"/>
+        </w:tabs>
+        <w:ind w:left="1440" w:hanging="360"/>
+      </w:pPr>
+      <w:rPr>
+        <w:rFonts w:ascii="Courier New" w:hAnsi="Courier New" w:hint="default"/>
+        <w:sz w:val="20"/>
+      </w:rPr>
+    </w:lvl>
+    <w:lvl w:ilvl="2" w:tentative="1">
+      <w:start w:val="1"/>
+      <w:numFmt w:val="bullet"/>
+      <w:lvlText w:val=""/>
+      <w:lvlJc w:val="left"/>
+      <w:pPr>
+        <w:tabs>
+          <w:tab w:val="num" w:pos="2160"/>
+        </w:tabs>
+        <w:ind w:left="2160" w:hanging="360"/>
+      </w:pPr>
+      <w:rPr>
+        <w:rFonts w:ascii="Wingdings" w:hAnsi="Wingdings" w:hint="default"/>
+        <w:sz w:val="20"/>
+      </w:rPr>
+    </w:lvl>
+    <w:lvl w:ilvl="3" w:tentative="1">
+      <w:start w:val="1"/>
+      <w:numFmt w:val="bullet"/>
+      <w:lvlText w:val=""/>
+      <w:lvlJc w:val="left"/>
+      <w:pPr>
+        <w:tabs>
+          <w:tab w:val="num" w:pos="2880"/>
+        </w:tabs>
+        <w:ind w:left="2880" w:hanging="360"/>
+      </w:pPr>
+      <w:rPr>
+        <w:rFonts w:ascii="Wingdings" w:hAnsi="Wingdings" w:hint="default"/>
+        <w:sz w:val="20"/>
+      </w:rPr>
+    </w:lvl>
+    <w:lvl w:ilvl="4" w:tentative="1">
+      <w:start w:val="1"/>
+      <w:numFmt w:val="bullet"/>
+      <w:lvlText w:val=""/>
+      <w:lvlJc w:val="left"/>
+      <w:pPr>
+        <w:tabs>
+          <w:tab w:val="num" w:pos="3600"/>
+        </w:tabs>
+        <w:ind w:left="3600" w:hanging="360"/>
+      </w:pPr>
+      <w:rPr>
+        <w:rFonts w:ascii="Wingdings" w:hAnsi="Wingdings" w:hint="default"/>
+        <w:sz w:val="20"/>
+      </w:rPr>
+    </w:lvl>
+    <w:lvl w:ilvl="5" w:tentative="1">
+      <w:start w:val="1"/>
+      <w:numFmt w:val="bullet"/>
+      <w:lvlText w:val=""/>
+      <w:lvlJc w:val="left"/>
+      <w:pPr>
+        <w:tabs>
+          <w:tab w:val="num" w:pos="4320"/>
+        </w:tabs>
+        <w:ind w:left="4320" w:hanging="360"/>
+      </w:pPr>
+      <w:rPr>
+        <w:rFonts w:ascii="Wingdings" w:hAnsi="Wingdings" w:hint="default"/>
+        <w:sz w:val="20"/>
+      </w:rPr>
+    </w:lvl>
+    <w:lvl w:ilvl="6" w:tentative="1">
+      <w:start w:val="1"/>
+      <w:numFmt w:val="bullet"/>
+      <w:lvlText w:val=""/>
+      <w:lvlJc w:val="left"/>
+      <w:pPr>
+        <w:tabs>
+          <w:tab w:val="num" w:pos="5040"/>
+        </w:tabs>
+        <w:ind w:left="5040" w:hanging="360"/>
+      </w:pPr>
+      <w:rPr>
+        <w:rFonts w:ascii="Wingdings" w:hAnsi="Wingdings" w:hint="default"/>
+        <w:sz w:val="20"/>
+      </w:rPr>
+    </w:lvl>
+    <w:lvl w:ilvl="7" w:tentative="1">
+      <w:start w:val="1"/>
+      <w:numFmt w:val="bullet"/>
+      <w:lvlText w:val=""/>
+      <w:lvlJc w:val="left"/>
+      <w:pPr>
+        <w:tabs>
+          <w:tab w:val="num" w:pos="5760"/>
+        </w:tabs>
+        <w:ind w:left="5760" w:hanging="360"/>
+      </w:pPr>
+      <w:rPr>
+        <w:rFonts w:ascii="Wingdings" w:hAnsi="Wingdings" w:hint="default"/>
+        <w:sz w:val="20"/>
+      </w:rPr>
+    </w:lvl>
+    <w:lvl w:ilvl="8" w:tentative="1">
+      <w:start w:val="1"/>
+      <w:numFmt w:val="bullet"/>
+      <w:lvlText w:val=""/>
+      <w:lvlJc w:val="left"/>
+      <w:pPr>
+        <w:tabs>
+          <w:tab w:val="num" w:pos="6480"/>
+        </w:tabs>
+        <w:ind w:left="6480" w:hanging="360"/>
+      </w:pPr>
+      <w:rPr>
+        <w:rFonts w:ascii="Wingdings" w:hAnsi="Wingdings" w:hint="default"/>
+        <w:sz w:val="20"/>
+      </w:rPr>
+    </w:lvl>
+  </w:abstractNum>
+  <w:abstractNum w:abstractNumId="3" w15:restartNumberingAfterBreak="0">
+    <w:nsid w:val="6A3D6111"/>
+    <w:multiLevelType w:val="multilevel"/>
+    <w:tmpl w:val="20BAC00C"/>
+    <w:lvl w:ilvl="0">
+      <w:start w:val="1"/>
+      <w:numFmt w:val="bullet"/>
+      <w:lvlText w:val=""/>
+      <w:lvlJc w:val="left"/>
+      <w:pPr>
+        <w:tabs>
+          <w:tab w:val="num" w:pos="720"/>
+        </w:tabs>
+        <w:ind w:left="720" w:hanging="360"/>
+      </w:pPr>
+      <w:rPr>
+        <w:rFonts w:ascii="Symbol" w:hAnsi="Symbol" w:hint="default"/>
+        <w:sz w:val="20"/>
+      </w:rPr>
+    </w:lvl>
+    <w:lvl w:ilvl="1" w:tentative="1">
+      <w:start w:val="1"/>
+      <w:numFmt w:val="bullet"/>
+      <w:lvlText w:val="o"/>
+      <w:lvlJc w:val="left"/>
+      <w:pPr>
+        <w:tabs>
+          <w:tab w:val="num" w:pos="1440"/>
+        </w:tabs>
+        <w:ind w:left="1440" w:hanging="360"/>
+      </w:pPr>
+      <w:rPr>
+        <w:rFonts w:ascii="Courier New" w:hAnsi="Courier New" w:hint="default"/>
+        <w:sz w:val="20"/>
+      </w:rPr>
+    </w:lvl>
+    <w:lvl w:ilvl="2" w:tentative="1">
+      <w:start w:val="1"/>
+      <w:numFmt w:val="bullet"/>
+      <w:lvlText w:val=""/>
+      <w:lvlJc w:val="left"/>
+      <w:pPr>
+        <w:tabs>
+          <w:tab w:val="num" w:pos="2160"/>
+        </w:tabs>
+        <w:ind w:left="2160" w:hanging="360"/>
+      </w:pPr>
+      <w:rPr>
+        <w:rFonts w:ascii="Wingdings" w:hAnsi="Wingdings" w:hint="default"/>
+        <w:sz w:val="20"/>
+      </w:rPr>
+    </w:lvl>
+    <w:lvl w:ilvl="3" w:tentative="1">
+      <w:start w:val="1"/>
+      <w:numFmt w:val="bullet"/>
+      <w:lvlText w:val=""/>
+      <w:lvlJc w:val="left"/>
+      <w:pPr>
+        <w:tabs>
+          <w:tab w:val="num" w:pos="2880"/>
+        </w:tabs>
+        <w:ind w:left="2880" w:hanging="360"/>
+      </w:pPr>
+      <w:rPr>
+        <w:rFonts w:ascii="Wingdings" w:hAnsi="Wingdings" w:hint="default"/>
+        <w:sz w:val="20"/>
+      </w:rPr>
+    </w:lvl>
+    <w:lvl w:ilvl="4" w:tentative="1">
+      <w:start w:val="1"/>
+      <w:numFmt w:val="bullet"/>
+      <w:lvlText w:val=""/>
+      <w:lvlJc w:val="left"/>
+      <w:pPr>
+        <w:tabs>
+          <w:tab w:val="num" w:pos="3600"/>
+        </w:tabs>
+        <w:ind w:left="3600" w:hanging="360"/>
+      </w:pPr>
+      <w:rPr>
+        <w:rFonts w:ascii="Wingdings" w:hAnsi="Wingdings" w:hint="default"/>
+        <w:sz w:val="20"/>
+      </w:rPr>
+    </w:lvl>
+    <w:lvl w:ilvl="5" w:tentative="1">
+      <w:start w:val="1"/>
+      <w:numFmt w:val="bullet"/>
+      <w:lvlText w:val=""/>
+      <w:lvlJc w:val="left"/>
+      <w:pPr>
+        <w:tabs>
+          <w:tab w:val="num" w:pos="4320"/>
+        </w:tabs>
+        <w:ind w:left="4320" w:hanging="360"/>
+      </w:pPr>
+      <w:rPr>
+        <w:rFonts w:ascii="Wingdings" w:hAnsi="Wingdings" w:hint="default"/>
+        <w:sz w:val="20"/>
+      </w:rPr>
+    </w:lvl>
+    <w:lvl w:ilvl="6" w:tentative="1">
+      <w:start w:val="1"/>
+      <w:numFmt w:val="bullet"/>
+      <w:lvlText w:val=""/>
+      <w:lvlJc w:val="left"/>
+      <w:pPr>
+        <w:tabs>
+          <w:tab w:val="num" w:pos="5040"/>
+        </w:tabs>
+        <w:ind w:left="5040" w:hanging="360"/>
+      </w:pPr>
+      <w:rPr>
+        <w:rFonts w:ascii="Wingdings" w:hAnsi="Wingdings" w:hint="default"/>
+        <w:sz w:val="20"/>
+      </w:rPr>
+    </w:lvl>
+    <w:lvl w:ilvl="7" w:tentative="1">
+      <w:start w:val="1"/>
+      <w:numFmt w:val="bullet"/>
+      <w:lvlText w:val=""/>
+      <w:lvlJc w:val="left"/>
+      <w:pPr>
+        <w:tabs>
+          <w:tab w:val="num" w:pos="5760"/>
+        </w:tabs>
+        <w:ind w:left="5760" w:hanging="360"/>
+      </w:pPr>
+      <w:rPr>
+        <w:rFonts w:ascii="Wingdings" w:hAnsi="Wingdings" w:hint="default"/>
+        <w:sz w:val="20"/>
+      </w:rPr>
+    </w:lvl>
+    <w:lvl w:ilvl="8" w:tentative="1">
+      <w:start w:val="1"/>
+      <w:numFmt w:val="bullet"/>
+      <w:lvlText w:val=""/>
+      <w:lvlJc w:val="left"/>
+      <w:pPr>
+        <w:tabs>
+          <w:tab w:val="num" w:pos="6480"/>
+        </w:tabs>
+        <w:ind w:left="6480" w:hanging="360"/>
+      </w:pPr>
+      <w:rPr>
+        <w:rFonts w:ascii="Wingdings" w:hAnsi="Wingdings" w:hint="default"/>
+        <w:sz w:val="20"/>
+      </w:rPr>
+    </w:lvl>
+  </w:abstractNum>
+  <w:abstractNum w:abstractNumId="4" w15:restartNumberingAfterBreak="0">
+    <w:nsid w:val="6B97549D"/>
+    <w:multiLevelType w:val="multilevel"/>
+    <w:tmpl w:val="A0D22140"/>
+    <w:lvl w:ilvl="0">
+      <w:start w:val="1"/>
+      <w:numFmt w:val="decimal"/>
+      <w:lvlText w:val="%1."/>
+      <w:lvlJc w:val="left"/>
+      <w:pPr>
+        <w:tabs>
+          <w:tab w:val="num" w:pos="720"/>
+        </w:tabs>
+        <w:ind w:left="720" w:hanging="360"/>
+      </w:pPr>
+    </w:lvl>
+    <w:lvl w:ilvl="1" w:tentative="1">
+      <w:start w:val="1"/>
+      <w:numFmt w:val="decimal"/>
+      <w:lvlText w:val="%2."/>
+      <w:lvlJc w:val="left"/>
+      <w:pPr>
+        <w:tabs>
+          <w:tab w:val="num" w:pos="1440"/>
+        </w:tabs>
+        <w:ind w:left="1440" w:hanging="360"/>
+      </w:pPr>
+    </w:lvl>
+    <w:lvl w:ilvl="2" w:tentative="1">
+      <w:start w:val="1"/>
+      <w:numFmt w:val="decimal"/>
+      <w:lvlText w:val="%3."/>
+      <w:lvlJc w:val="left"/>
+      <w:pPr>
+        <w:tabs>
+          <w:tab w:val="num" w:pos="2160"/>
+        </w:tabs>
+        <w:ind w:left="2160" w:hanging="360"/>
+      </w:pPr>
+    </w:lvl>
+    <w:lvl w:ilvl="3" w:tentative="1">
+      <w:start w:val="1"/>
+      <w:numFmt w:val="decimal"/>
+      <w:lvlText w:val="%4."/>
+      <w:lvlJc w:val="left"/>
+      <w:pPr>
+        <w:tabs>
+          <w:tab w:val="num" w:pos="2880"/>
+        </w:tabs>
+        <w:ind w:left="2880" w:hanging="360"/>
+      </w:pPr>
+    </w:lvl>
+    <w:lvl w:ilvl="4" w:tentative="1">
+      <w:start w:val="1"/>
+      <w:numFmt w:val="decimal"/>
+      <w:lvlText w:val="%5."/>
+      <w:lvlJc w:val="left"/>
+      <w:pPr>
+        <w:tabs>
+          <w:tab w:val="num" w:pos="3600"/>
+        </w:tabs>
+        <w:ind w:left="3600" w:hanging="360"/>
+      </w:pPr>
+    </w:lvl>
+    <w:lvl w:ilvl="5" w:tentative="1">
+      <w:start w:val="1"/>
+      <w:numFmt w:val="decimal"/>
+      <w:lvlText w:val="%6."/>
+      <w:lvlJc w:val="left"/>
+      <w:pPr>
+        <w:tabs>
+          <w:tab w:val="num" w:pos="4320"/>
+        </w:tabs>
+        <w:ind w:left="4320" w:hanging="360"/>
+      </w:pPr>
+    </w:lvl>
+    <w:lvl w:ilvl="6" w:tentative="1">
+      <w:start w:val="1"/>
+      <w:numFmt w:val="decimal"/>
+      <w:lvlText w:val="%7."/>
+      <w:lvlJc w:val="left"/>
+      <w:pPr>
+        <w:tabs>
+          <w:tab w:val="num" w:pos="5040"/>
+        </w:tabs>
+        <w:ind w:left="5040" w:hanging="360"/>
+      </w:pPr>
+    </w:lvl>
+    <w:lvl w:ilvl="7" w:tentative="1">
+      <w:start w:val="1"/>
+      <w:numFmt w:val="decimal"/>
+      <w:lvlText w:val="%8."/>
+      <w:lvlJc w:val="left"/>
+      <w:pPr>
+        <w:tabs>
+          <w:tab w:val="num" w:pos="5760"/>
+        </w:tabs>
+        <w:ind w:left="5760" w:hanging="360"/>
+      </w:pPr>
+    </w:lvl>
+    <w:lvl w:ilvl="8" w:tentative="1">
+      <w:start w:val="1"/>
+      <w:numFmt w:val="decimal"/>
+      <w:lvlText w:val="%9."/>
+      <w:lvlJc w:val="left"/>
+      <w:pPr>
+        <w:tabs>
+          <w:tab w:val="num" w:pos="6480"/>
+        </w:tabs>
+        <w:ind w:left="6480" w:hanging="360"/>
+      </w:pPr>
+    </w:lvl>
+  </w:abstractNum>
   <w:num w:numId="1" w16cid:durableId="116607026">
+    <w:abstractNumId w:val="3"/>
+  </w:num>
+  <w:num w:numId="2" w16cid:durableId="1397047565">
+    <w:abstractNumId w:val="2"/>
+  </w:num>
+  <w:num w:numId="3" w16cid:durableId="447820997">
     <w:abstractNumId w:val="1"/>
   </w:num>
-  <w:num w:numId="2" w16cid:durableId="1397047565">
+  <w:num w:numId="4" w16cid:durableId="1256859006">
     <w:abstractNumId w:val="0"/>
+  </w:num>
+  <w:num w:numId="5" w16cid:durableId="2076852694">
+    <w:abstractNumId w:val="4"/>
   </w:num>
 </w:numbering>
 </file>
@@ -2989,4 +5528,10 @@
     </a:ext>
   </a:extLst>
 </a:theme>
+</file>
+
+<file path=docMetadata/LabelInfo.xml><?xml version="1.0" encoding="utf-8"?>
+<clbl:labelList xmlns:clbl="http://schemas.microsoft.com/office/2020/mipLabelMetadata">
+  <clbl:label id="{f63c7f06-7cb3-4753-bb68-887d8c87c3f7}" enabled="1" method="Privileged" siteId="{b1c14d5c-3625-45b3-a430-9552373a0c2f}" removed="0"/>
+</clbl:labelList>
 </file>